--- a/output/writing/DissertationChapter/Ch1_figs&refs.docx
+++ b/output/writing/DissertationChapter/Ch1_figs&refs.docx
@@ -355,30 +355,18 @@
           <w:bCs/>
         </w:rPr>
       </w:pPr>
-    </w:p>
-    <w:p>
-      <w:pPr>
-        <w:spacing w:after="0" w:line="240" w:lineRule="auto"/>
-        <w:ind w:left="360"/>
-      </w:pPr>
-      <w:r>
-        <w:rPr>
+      <w:r>
+        <w:rPr>
+          <w:b/>
+          <w:bCs/>
           <w:noProof/>
         </w:rPr>
         <w:lastRenderedPageBreak/>
         <w:drawing>
-          <wp:anchor distT="0" distB="0" distL="114300" distR="114300" simplePos="0" relativeHeight="251659264" behindDoc="0" locked="0" layoutInCell="1" allowOverlap="1" wp14:anchorId="3742EF7A" wp14:editId="1DE9E281">
-            <wp:simplePos x="0" y="0"/>
-            <wp:positionH relativeFrom="margin">
-              <wp:align>right</wp:align>
-            </wp:positionH>
-            <wp:positionV relativeFrom="paragraph">
-              <wp:posOffset>17145</wp:posOffset>
-            </wp:positionV>
-            <wp:extent cx="5934075" cy="5934075"/>
-            <wp:effectExtent l="0" t="0" r="9525" b="9525"/>
-            <wp:wrapTopAndBottom/>
-            <wp:docPr id="1007255794" name="Picture 2"/>
+          <wp:inline distT="0" distB="0" distL="0" distR="0" wp14:anchorId="1E7CEB6B" wp14:editId="12E0CDA4">
+            <wp:extent cx="5943600" cy="3962400"/>
+            <wp:effectExtent l="0" t="0" r="0" b="0"/>
+            <wp:docPr id="24119097" name="Picture 1" descr="The graph shows a decline in even-year pink salmon peak returns in 36 Southeast Alaska streams from 1960 to 2020, with the Indian River being a specific focus.&#10;&#10;AI-generated content may be incorrect."/>
             <wp:cNvGraphicFramePr>
               <a:graphicFrameLocks xmlns:a="http://schemas.openxmlformats.org/drawingml/2006/main" noChangeAspect="1"/>
             </wp:cNvGraphicFramePr>
@@ -386,8 +374,10 @@
               <a:graphicData uri="http://schemas.openxmlformats.org/drawingml/2006/picture">
                 <pic:pic xmlns:pic="http://schemas.openxmlformats.org/drawingml/2006/picture">
                   <pic:nvPicPr>
-                    <pic:cNvPr id="1007255794" name="Picture 1007255794"/>
-                    <pic:cNvPicPr/>
+                    <pic:cNvPr id="24119097" name="Picture 1" descr="The graph shows a decline in even-year pink salmon peak returns in 36 Southeast Alaska streams from 1960 to 2020, with the Indian River being a specific focus.&#10;&#10;AI-generated content may be incorrect."/>
+                    <pic:cNvPicPr>
+                      <a:picLocks noChangeAspect="1" noChangeArrowheads="1"/>
+                    </pic:cNvPicPr>
                   </pic:nvPicPr>
                   <pic:blipFill>
                     <a:blip r:embed="rId6" cstate="print">
@@ -397,45 +387,80 @@
                         </a:ext>
                       </a:extLst>
                     </a:blip>
+                    <a:srcRect/>
                     <a:stretch>
                       <a:fillRect/>
                     </a:stretch>
                   </pic:blipFill>
-                  <pic:spPr>
+                  <pic:spPr bwMode="auto">
                     <a:xfrm>
                       <a:off x="0" y="0"/>
-                      <a:ext cx="5934075" cy="5934075"/>
+                      <a:ext cx="5943600" cy="3962400"/>
                     </a:xfrm>
                     <a:prstGeom prst="rect">
                       <a:avLst/>
                     </a:prstGeom>
+                    <a:noFill/>
+                    <a:ln>
+                      <a:noFill/>
+                    </a:ln>
                   </pic:spPr>
                 </pic:pic>
               </a:graphicData>
             </a:graphic>
-            <wp14:sizeRelH relativeFrom="margin">
-              <wp14:pctWidth>0</wp14:pctWidth>
-            </wp14:sizeRelH>
-            <wp14:sizeRelV relativeFrom="margin">
-              <wp14:pctHeight>0</wp14:pctHeight>
-            </wp14:sizeRelV>
-          </wp:anchor>
+          </wp:inline>
         </w:drawing>
       </w:r>
-      <w:r>
-        <w:rPr>
-          <w:i/>
-          <w:iCs/>
-          <w:sz w:val="20"/>
-          <w:szCs w:val="20"/>
-        </w:rPr>
-        <w:t>Figure 3: MARSS model results estimating the underlying states of even-year pink salmon abundance at Indian River (highlighted in pink) and throughout north southeast (outside) region (grey). Abundance estimates are scaled by stream length and z-standardized at the stream level. Uncertainty is higher at Indian River due to fewer observations.</w:t>
-      </w:r>
-      <w:r>
-        <w:rPr>
-          <w:noProof/>
-        </w:rPr>
-        <w:t xml:space="preserve"> </w:t>
+    </w:p>
+    <w:p>
+      <w:pPr>
+        <w:spacing w:after="0" w:line="240" w:lineRule="auto"/>
+        <w:ind w:left="360"/>
+      </w:pPr>
+      <w:r>
+        <w:rPr>
+          <w:i/>
+          <w:iCs/>
+          <w:sz w:val="20"/>
+          <w:szCs w:val="20"/>
+        </w:rPr>
+        <w:t xml:space="preserve">Figure 3: MARSS model results estimating the underlying states of even-year pink salmon abundance at Indian River (highlighted in pink) and throughout </w:t>
+      </w:r>
+      <w:r>
+        <w:rPr>
+          <w:i/>
+          <w:iCs/>
+          <w:sz w:val="20"/>
+          <w:szCs w:val="20"/>
+        </w:rPr>
+        <w:t>‘</w:t>
+      </w:r>
+      <w:r>
+        <w:rPr>
+          <w:i/>
+          <w:iCs/>
+          <w:sz w:val="20"/>
+          <w:szCs w:val="20"/>
+        </w:rPr>
+        <w:t>north southeast (outside)</w:t>
+      </w:r>
+      <w:r>
+        <w:rPr>
+          <w:i/>
+          <w:iCs/>
+          <w:sz w:val="20"/>
+          <w:szCs w:val="20"/>
+        </w:rPr>
+        <w:t>’</w:t>
+      </w:r>
+      <w:r>
+        <w:rPr>
+          <w:i/>
+          <w:iCs/>
+          <w:sz w:val="20"/>
+          <w:szCs w:val="20"/>
+        </w:rPr>
+        <w:t xml:space="preserve"> region (grey). Abundance estimates are scaled by stream length and z-standardized at the stream level. </w:t>
       </w:r>
     </w:p>
     <w:p>
@@ -455,15 +480,395 @@
       </w:pPr>
       <w:r>
         <w:rPr>
+          <w:noProof/>
+        </w:rPr>
+        <w:lastRenderedPageBreak/>
+        <w:drawing>
+          <wp:inline distT="0" distB="0" distL="0" distR="0" wp14:anchorId="286F054D" wp14:editId="3E59B77B">
+            <wp:extent cx="5943600" cy="3962400"/>
+            <wp:effectExtent l="0" t="0" r="0" b="0"/>
+            <wp:docPr id="2040418082" name="Picture 2" descr="The image displays a chart with a downward trend in odd-year pink salmon peak returns in 36 southeast Alaska streams from 1980 to 2020, with the Indian River specifically highlighted.&#10;&#10;AI-generated content may be incorrect."/>
+            <wp:cNvGraphicFramePr>
+              <a:graphicFrameLocks xmlns:a="http://schemas.openxmlformats.org/drawingml/2006/main" noChangeAspect="1"/>
+            </wp:cNvGraphicFramePr>
+            <a:graphic xmlns:a="http://schemas.openxmlformats.org/drawingml/2006/main">
+              <a:graphicData uri="http://schemas.openxmlformats.org/drawingml/2006/picture">
+                <pic:pic xmlns:pic="http://schemas.openxmlformats.org/drawingml/2006/picture">
+                  <pic:nvPicPr>
+                    <pic:cNvPr id="2040418082" name="Picture 2" descr="The image displays a chart with a downward trend in odd-year pink salmon peak returns in 36 southeast Alaska streams from 1980 to 2020, with the Indian River specifically highlighted.&#10;&#10;AI-generated content may be incorrect."/>
+                    <pic:cNvPicPr>
+                      <a:picLocks noChangeAspect="1" noChangeArrowheads="1"/>
+                    </pic:cNvPicPr>
+                  </pic:nvPicPr>
+                  <pic:blipFill>
+                    <a:blip r:embed="rId7" cstate="print">
+                      <a:extLst>
+                        <a:ext uri="{28A0092B-C50C-407E-A947-70E740481C1C}">
+                          <a14:useLocalDpi xmlns:a14="http://schemas.microsoft.com/office/drawing/2010/main" val="0"/>
+                        </a:ext>
+                      </a:extLst>
+                    </a:blip>
+                    <a:srcRect/>
+                    <a:stretch>
+                      <a:fillRect/>
+                    </a:stretch>
+                  </pic:blipFill>
+                  <pic:spPr bwMode="auto">
+                    <a:xfrm>
+                      <a:off x="0" y="0"/>
+                      <a:ext cx="5943600" cy="3962400"/>
+                    </a:xfrm>
+                    <a:prstGeom prst="rect">
+                      <a:avLst/>
+                    </a:prstGeom>
+                    <a:noFill/>
+                    <a:ln>
+                      <a:noFill/>
+                    </a:ln>
+                  </pic:spPr>
+                </pic:pic>
+              </a:graphicData>
+            </a:graphic>
+          </wp:inline>
+        </w:drawing>
+      </w:r>
+    </w:p>
+    <w:p>
+      <w:pPr>
+        <w:spacing w:after="0" w:line="240" w:lineRule="auto"/>
+        <w:ind w:left="360"/>
+      </w:pPr>
+      <w:r>
+        <w:rPr>
+          <w:i/>
+          <w:iCs/>
+          <w:sz w:val="20"/>
+          <w:szCs w:val="20"/>
+        </w:rPr>
+        <w:t xml:space="preserve">Figure </w:t>
+      </w:r>
+      <w:r>
+        <w:rPr>
+          <w:i/>
+          <w:iCs/>
+          <w:sz w:val="20"/>
+          <w:szCs w:val="20"/>
+        </w:rPr>
+        <w:t>4</w:t>
+      </w:r>
+      <w:r>
+        <w:rPr>
+          <w:i/>
+          <w:iCs/>
+          <w:sz w:val="20"/>
+          <w:szCs w:val="20"/>
+        </w:rPr>
+        <w:t xml:space="preserve">: MARSS model results estimating the underlying states of </w:t>
+      </w:r>
+      <w:r>
+        <w:rPr>
+          <w:i/>
+          <w:iCs/>
+          <w:sz w:val="20"/>
+          <w:szCs w:val="20"/>
+        </w:rPr>
+        <w:t>odd</w:t>
+      </w:r>
+      <w:r>
+        <w:rPr>
+          <w:i/>
+          <w:iCs/>
+          <w:sz w:val="20"/>
+          <w:szCs w:val="20"/>
+        </w:rPr>
+        <w:t xml:space="preserve">-year pink salmon abundance at Indian River (highlighted in pink) and throughout </w:t>
+      </w:r>
+      <w:r>
+        <w:rPr>
+          <w:i/>
+          <w:iCs/>
+          <w:sz w:val="20"/>
+          <w:szCs w:val="20"/>
+        </w:rPr>
+        <w:t>‘</w:t>
+      </w:r>
+      <w:r>
+        <w:rPr>
+          <w:i/>
+          <w:iCs/>
+          <w:sz w:val="20"/>
+          <w:szCs w:val="20"/>
+        </w:rPr>
+        <w:t>north southeast (outside)</w:t>
+      </w:r>
+      <w:r>
+        <w:rPr>
+          <w:i/>
+          <w:iCs/>
+          <w:sz w:val="20"/>
+          <w:szCs w:val="20"/>
+        </w:rPr>
+        <w:t>’</w:t>
+      </w:r>
+      <w:r>
+        <w:rPr>
+          <w:i/>
+          <w:iCs/>
+          <w:sz w:val="20"/>
+          <w:szCs w:val="20"/>
+        </w:rPr>
+        <w:t xml:space="preserve"> region (grey). Abundance estimates are scaled by stream length and z-standardized at the stream level. </w:t>
+      </w:r>
+    </w:p>
+    <w:p>
+      <w:pPr>
+        <w:rPr>
           <w:b/>
           <w:bCs/>
         </w:rPr>
+      </w:pPr>
+      <w:r>
+        <w:rPr>
+          <w:i/>
+          <w:iCs/>
+          <w:noProof/>
+          <w:sz w:val="20"/>
+          <w:szCs w:val="20"/>
+        </w:rPr>
+        <w:lastRenderedPageBreak/>
+        <w:drawing>
+          <wp:inline distT="0" distB="0" distL="0" distR="0" wp14:anchorId="0B9698C2" wp14:editId="0493FFF7">
+            <wp:extent cx="5943600" cy="3990975"/>
+            <wp:effectExtent l="0" t="0" r="0" b="9525"/>
+            <wp:docPr id="1601221506" name="Picture 4"/>
+            <wp:cNvGraphicFramePr>
+              <a:graphicFrameLocks xmlns:a="http://schemas.openxmlformats.org/drawingml/2006/main" noChangeAspect="1"/>
+            </wp:cNvGraphicFramePr>
+            <a:graphic xmlns:a="http://schemas.openxmlformats.org/drawingml/2006/main">
+              <a:graphicData uri="http://schemas.openxmlformats.org/drawingml/2006/picture">
+                <pic:pic xmlns:pic="http://schemas.openxmlformats.org/drawingml/2006/picture">
+                  <pic:nvPicPr>
+                    <pic:cNvPr id="0" name="Picture 4"/>
+                    <pic:cNvPicPr>
+                      <a:picLocks noChangeAspect="1" noChangeArrowheads="1"/>
+                    </pic:cNvPicPr>
+                  </pic:nvPicPr>
+                  <pic:blipFill>
+                    <a:blip r:embed="rId8" cstate="print">
+                      <a:extLst>
+                        <a:ext uri="{28A0092B-C50C-407E-A947-70E740481C1C}">
+                          <a14:useLocalDpi xmlns:a14="http://schemas.microsoft.com/office/drawing/2010/main" val="0"/>
+                        </a:ext>
+                      </a:extLst>
+                    </a:blip>
+                    <a:srcRect/>
+                    <a:stretch>
+                      <a:fillRect/>
+                    </a:stretch>
+                  </pic:blipFill>
+                  <pic:spPr bwMode="auto">
+                    <a:xfrm>
+                      <a:off x="0" y="0"/>
+                      <a:ext cx="5943600" cy="3990975"/>
+                    </a:xfrm>
+                    <a:prstGeom prst="rect">
+                      <a:avLst/>
+                    </a:prstGeom>
+                    <a:noFill/>
+                    <a:ln>
+                      <a:noFill/>
+                    </a:ln>
+                  </pic:spPr>
+                </pic:pic>
+              </a:graphicData>
+            </a:graphic>
+          </wp:inline>
+        </w:drawing>
+      </w:r>
+    </w:p>
+    <w:p>
+      <w:pPr>
+        <w:spacing w:after="0" w:line="240" w:lineRule="auto"/>
+        <w:ind w:left="360"/>
+        <w:rPr>
+          <w:sz w:val="20"/>
+          <w:szCs w:val="20"/>
+        </w:rPr>
+      </w:pPr>
+      <w:r>
+        <w:rPr>
+          <w:i/>
+          <w:iCs/>
+          <w:sz w:val="20"/>
+          <w:szCs w:val="20"/>
+        </w:rPr>
+        <w:t xml:space="preserve">Figure </w:t>
+      </w:r>
+      <w:r>
+        <w:rPr>
+          <w:i/>
+          <w:iCs/>
+          <w:sz w:val="20"/>
+          <w:szCs w:val="20"/>
+        </w:rPr>
+        <w:t>5</w:t>
+      </w:r>
+      <w:r>
+        <w:rPr>
+          <w:i/>
+          <w:iCs/>
+          <w:sz w:val="20"/>
+          <w:szCs w:val="20"/>
+        </w:rPr>
+        <w:t xml:space="preserve">: </w:t>
+      </w:r>
+      <w:r>
+        <w:rPr>
+          <w:i/>
+          <w:iCs/>
+          <w:sz w:val="20"/>
+          <w:szCs w:val="20"/>
+        </w:rPr>
+        <w:t>Estimated effect of brood year-to-brood year interactions between Indian River pink salmon runs and Sheldon Jackson Hatchery pink salmon releases.</w:t>
+      </w:r>
+    </w:p>
+    <w:p>
+      <w:pPr>
+        <w:rPr>
+          <w:sz w:val="20"/>
+          <w:szCs w:val="20"/>
+        </w:rPr>
+      </w:pPr>
+      <w:r>
+        <w:rPr>
+          <w:sz w:val="20"/>
+          <w:szCs w:val="20"/>
+        </w:rPr>
         <w:br w:type="page"/>
       </w:r>
     </w:p>
     <w:p>
       <w:pPr>
-        <w:spacing w:line="240" w:lineRule="auto"/>
+        <w:spacing w:after="0" w:line="240" w:lineRule="auto"/>
+        <w:ind w:left="360"/>
+      </w:pPr>
+      <w:r>
+        <w:rPr>
+          <w:noProof/>
+        </w:rPr>
+        <w:lastRenderedPageBreak/>
+        <w:drawing>
+          <wp:inline distT="0" distB="0" distL="0" distR="0" wp14:anchorId="4328B6B9" wp14:editId="32E48A22">
+            <wp:extent cx="5934075" cy="5353050"/>
+            <wp:effectExtent l="0" t="0" r="9525" b="0"/>
+            <wp:docPr id="1631591186" name="Picture 5"/>
+            <wp:cNvGraphicFramePr>
+              <a:graphicFrameLocks xmlns:a="http://schemas.openxmlformats.org/drawingml/2006/main" noChangeAspect="1"/>
+            </wp:cNvGraphicFramePr>
+            <a:graphic xmlns:a="http://schemas.openxmlformats.org/drawingml/2006/main">
+              <a:graphicData uri="http://schemas.openxmlformats.org/drawingml/2006/picture">
+                <pic:pic xmlns:pic="http://schemas.openxmlformats.org/drawingml/2006/picture">
+                  <pic:nvPicPr>
+                    <pic:cNvPr id="0" name="Picture 5"/>
+                    <pic:cNvPicPr>
+                      <a:picLocks noChangeAspect="1" noChangeArrowheads="1"/>
+                    </pic:cNvPicPr>
+                  </pic:nvPicPr>
+                  <pic:blipFill>
+                    <a:blip r:embed="rId9" cstate="print">
+                      <a:extLst>
+                        <a:ext uri="{28A0092B-C50C-407E-A947-70E740481C1C}">
+                          <a14:useLocalDpi xmlns:a14="http://schemas.microsoft.com/office/drawing/2010/main" val="0"/>
+                        </a:ext>
+                      </a:extLst>
+                    </a:blip>
+                    <a:srcRect/>
+                    <a:stretch>
+                      <a:fillRect/>
+                    </a:stretch>
+                  </pic:blipFill>
+                  <pic:spPr bwMode="auto">
+                    <a:xfrm>
+                      <a:off x="0" y="0"/>
+                      <a:ext cx="5934075" cy="5353050"/>
+                    </a:xfrm>
+                    <a:prstGeom prst="rect">
+                      <a:avLst/>
+                    </a:prstGeom>
+                    <a:noFill/>
+                    <a:ln>
+                      <a:noFill/>
+                    </a:ln>
+                  </pic:spPr>
+                </pic:pic>
+              </a:graphicData>
+            </a:graphic>
+          </wp:inline>
+        </w:drawing>
+      </w:r>
+    </w:p>
+    <w:p>
+      <w:pPr>
+        <w:spacing w:after="0" w:line="240" w:lineRule="auto"/>
+        <w:ind w:left="360"/>
+        <w:rPr>
+          <w:i/>
+          <w:iCs/>
+          <w:sz w:val="20"/>
+          <w:szCs w:val="20"/>
+        </w:rPr>
+      </w:pPr>
+    </w:p>
+    <w:p>
+      <w:pPr>
+        <w:spacing w:after="0" w:line="240" w:lineRule="auto"/>
+        <w:ind w:left="360"/>
+        <w:rPr>
+          <w:i/>
+          <w:iCs/>
+          <w:sz w:val="20"/>
+          <w:szCs w:val="20"/>
+        </w:rPr>
+      </w:pPr>
+      <w:r>
+        <w:rPr>
+          <w:i/>
+          <w:iCs/>
+          <w:sz w:val="20"/>
+          <w:szCs w:val="20"/>
+        </w:rPr>
+        <w:t>Table 1</w:t>
+      </w:r>
+      <w:r>
+        <w:rPr>
+          <w:i/>
+          <w:iCs/>
+          <w:sz w:val="20"/>
+          <w:szCs w:val="20"/>
+        </w:rPr>
+        <w:t>: Difference-in-difference results estimating the impact of Sheldon Jackson Hatchery operations on Indian River pink salmon abundances.</w:t>
+      </w:r>
+      <w:r>
+        <w:rPr>
+          <w:i/>
+          <w:iCs/>
+          <w:sz w:val="20"/>
+          <w:szCs w:val="20"/>
+        </w:rPr>
+        <w:t xml:space="preserve"> Standard errors in parentheses. </w:t>
+      </w:r>
+      <w:r>
+        <w:rPr>
+          <w:i/>
+          <w:iCs/>
+          <w:sz w:val="20"/>
+          <w:szCs w:val="20"/>
+        </w:rPr>
+        <w:t xml:space="preserve"> </w:t>
+      </w:r>
+    </w:p>
+    <w:p>
+      <w:pPr>
         <w:rPr>
           <w:b/>
           <w:bCs/>
@@ -474,6 +879,22 @@
           <w:b/>
           <w:bCs/>
         </w:rPr>
+        <w:br w:type="page"/>
+      </w:r>
+    </w:p>
+    <w:p>
+      <w:pPr>
+        <w:spacing w:line="240" w:lineRule="auto"/>
+        <w:rPr>
+          <w:b/>
+          <w:bCs/>
+        </w:rPr>
+      </w:pPr>
+      <w:r>
+        <w:rPr>
+          <w:b/>
+          <w:bCs/>
+        </w:rPr>
         <w:lastRenderedPageBreak/>
         <w:t>References</w:t>
       </w:r>
@@ -486,7 +907,7 @@
       <w:r>
         <w:t xml:space="preserve">Alaska Department of Fish and Game. 2024a. Commercial Salmon Fisheries – Southeast Alaska &amp; Yakutat Research: Pink Salmon. Available at: </w:t>
       </w:r>
-      <w:hyperlink r:id="rId7" w:history="1">
+      <w:hyperlink r:id="rId10" w:history="1">
         <w:r>
           <w:rPr>
             <w:rStyle w:val="Hyperlink"/>
@@ -506,7 +927,7 @@
       <w:r>
         <w:t xml:space="preserve">Alaska Department of Fish and Game. 2024b. Mark Recovery Laboratory – Otolith Marking. Available at: </w:t>
       </w:r>
-      <w:hyperlink r:id="rId8" w:history="1">
+      <w:hyperlink r:id="rId11" w:history="1">
         <w:r>
           <w:rPr>
             <w:rStyle w:val="Hyperlink"/>
@@ -648,7 +1069,7 @@
       <w:r>
         <w:t xml:space="preserve">National Park Service. 2025a. Organic Act of 1916. Available at: </w:t>
       </w:r>
-      <w:hyperlink r:id="rId9" w:history="1">
+      <w:hyperlink r:id="rId12" w:history="1">
         <w:r>
           <w:rPr>
             <w:rStyle w:val="Hyperlink"/>
@@ -672,7 +1093,7 @@
       <w:r>
         <w:t xml:space="preserve">National Park Service. 2025b. Sitka National Historical Park. Available at: </w:t>
       </w:r>
-      <w:hyperlink r:id="rId10" w:history="1">
+      <w:hyperlink r:id="rId13" w:history="1">
         <w:r>
           <w:rPr>
             <w:rStyle w:val="Hyperlink"/>

--- a/output/writing/DissertationChapter/Ch1_figs&refs.docx
+++ b/output/writing/DissertationChapter/Ch1_figs&refs.docx
@@ -34,235 +34,6 @@
         <w:rPr>
           <w:noProof/>
         </w:rPr>
-        <w:drawing>
-          <wp:inline distT="0" distB="0" distL="0" distR="0" wp14:anchorId="01734984" wp14:editId="3ED80E4A">
-            <wp:extent cx="5523174" cy="3825272"/>
-            <wp:effectExtent l="0" t="0" r="1905" b="3810"/>
-            <wp:docPr id="1638014138" name="Picture 2">
-              <a:extLst xmlns:a="http://schemas.openxmlformats.org/drawingml/2006/main">
-                <a:ext uri="{FF2B5EF4-FFF2-40B4-BE49-F238E27FC236}">
-                  <a16:creationId xmlns:a16="http://schemas.microsoft.com/office/drawing/2014/main" id="{16E89738-7DF8-FB9F-97C3-FC303713BCC1}"/>
-                </a:ext>
-              </a:extLst>
-            </wp:docPr>
-            <wp:cNvGraphicFramePr>
-              <a:graphicFrameLocks xmlns:a="http://schemas.openxmlformats.org/drawingml/2006/main" noChangeAspect="1"/>
-            </wp:cNvGraphicFramePr>
-            <a:graphic xmlns:a="http://schemas.openxmlformats.org/drawingml/2006/main">
-              <a:graphicData uri="http://schemas.openxmlformats.org/drawingml/2006/picture">
-                <pic:pic xmlns:pic="http://schemas.openxmlformats.org/drawingml/2006/picture">
-                  <pic:nvPicPr>
-                    <pic:cNvPr id="3" name="Picture 2">
-                      <a:extLst>
-                        <a:ext uri="{FF2B5EF4-FFF2-40B4-BE49-F238E27FC236}">
-                          <a16:creationId xmlns:a16="http://schemas.microsoft.com/office/drawing/2014/main" id="{16E89738-7DF8-FB9F-97C3-FC303713BCC1}"/>
-                        </a:ext>
-                      </a:extLst>
-                    </pic:cNvPr>
-                    <pic:cNvPicPr>
-                      <a:picLocks noChangeAspect="1"/>
-                    </pic:cNvPicPr>
-                  </pic:nvPicPr>
-                  <pic:blipFill>
-                    <a:blip r:embed="rId4"/>
-                    <a:stretch>
-                      <a:fillRect/>
-                    </a:stretch>
-                  </pic:blipFill>
-                  <pic:spPr>
-                    <a:xfrm>
-                      <a:off x="0" y="0"/>
-                      <a:ext cx="5557041" cy="3848727"/>
-                    </a:xfrm>
-                    <a:prstGeom prst="rect">
-                      <a:avLst/>
-                    </a:prstGeom>
-                  </pic:spPr>
-                </pic:pic>
-              </a:graphicData>
-            </a:graphic>
-          </wp:inline>
-        </w:drawing>
-      </w:r>
-    </w:p>
-    <w:p>
-      <w:pPr>
-        <w:pStyle w:val="ListParagraph"/>
-        <w:spacing w:after="0" w:line="240" w:lineRule="auto"/>
-        <w:ind w:left="360"/>
-        <w:rPr>
-          <w:i/>
-          <w:iCs/>
-          <w:sz w:val="20"/>
-          <w:szCs w:val="20"/>
-        </w:rPr>
-      </w:pPr>
-    </w:p>
-    <w:p>
-      <w:pPr>
-        <w:pStyle w:val="ListParagraph"/>
-        <w:spacing w:after="0" w:line="240" w:lineRule="auto"/>
-        <w:ind w:left="360"/>
-        <w:rPr>
-          <w:i/>
-          <w:iCs/>
-          <w:sz w:val="20"/>
-          <w:szCs w:val="20"/>
-        </w:rPr>
-      </w:pPr>
-      <w:r>
-        <w:rPr>
-          <w:i/>
-          <w:iCs/>
-          <w:sz w:val="20"/>
-          <w:szCs w:val="20"/>
-        </w:rPr>
-        <w:t xml:space="preserve">Figure </w:t>
-      </w:r>
-      <w:r>
-        <w:rPr>
-          <w:i/>
-          <w:iCs/>
-          <w:sz w:val="20"/>
-          <w:szCs w:val="20"/>
-        </w:rPr>
-        <w:t>1.</w:t>
-      </w:r>
-      <w:r>
-        <w:rPr>
-          <w:i/>
-          <w:iCs/>
-          <w:sz w:val="20"/>
-          <w:szCs w:val="20"/>
-        </w:rPr>
-        <w:t xml:space="preserve">1: </w:t>
-      </w:r>
-      <w:r>
-        <w:rPr>
-          <w:i/>
-          <w:iCs/>
-          <w:sz w:val="20"/>
-          <w:szCs w:val="20"/>
-        </w:rPr>
-        <w:t>Even year p</w:t>
-      </w:r>
-      <w:r>
-        <w:rPr>
-          <w:i/>
-          <w:iCs/>
-          <w:sz w:val="20"/>
-          <w:szCs w:val="20"/>
-        </w:rPr>
-        <w:t xml:space="preserve">eak pink salmon escapement </w:t>
-      </w:r>
-      <w:r>
-        <w:rPr>
-          <w:i/>
-          <w:iCs/>
-          <w:sz w:val="20"/>
-          <w:szCs w:val="20"/>
-        </w:rPr>
-        <w:t>from 1960 to 2022</w:t>
-      </w:r>
-      <w:r>
-        <w:rPr>
-          <w:i/>
-          <w:iCs/>
-          <w:sz w:val="20"/>
-          <w:szCs w:val="20"/>
-        </w:rPr>
-        <w:t xml:space="preserve"> in 35 </w:t>
-      </w:r>
-      <w:r>
-        <w:rPr>
-          <w:i/>
-          <w:iCs/>
-          <w:sz w:val="20"/>
-          <w:szCs w:val="20"/>
-        </w:rPr>
-        <w:t xml:space="preserve">index </w:t>
-      </w:r>
-      <w:r>
-        <w:rPr>
-          <w:i/>
-          <w:iCs/>
-          <w:sz w:val="20"/>
-          <w:szCs w:val="20"/>
-        </w:rPr>
-        <w:t xml:space="preserve">streams across ADFG’s designated Northern Southeast (Outside) region. Spawner counts are </w:t>
-      </w:r>
-      <w:r>
-        <w:rPr>
-          <w:i/>
-          <w:iCs/>
-          <w:sz w:val="20"/>
-          <w:szCs w:val="20"/>
-        </w:rPr>
-        <w:t xml:space="preserve">scaled </w:t>
-      </w:r>
-      <w:r>
-        <w:rPr>
-          <w:i/>
-          <w:iCs/>
-          <w:sz w:val="20"/>
-          <w:szCs w:val="20"/>
-        </w:rPr>
-        <w:t>against stream length</w:t>
-      </w:r>
-      <w:r>
-        <w:rPr>
-          <w:i/>
-          <w:iCs/>
-          <w:sz w:val="20"/>
-          <w:szCs w:val="20"/>
-        </w:rPr>
-        <w:t xml:space="preserve"> (km), then log transformed and standardized at the level of each stream</w:t>
-      </w:r>
-      <w:r>
-        <w:rPr>
-          <w:i/>
-          <w:iCs/>
-          <w:sz w:val="20"/>
-          <w:szCs w:val="20"/>
-        </w:rPr>
-        <w:t>.</w:t>
-      </w:r>
-    </w:p>
-    <w:p>
-      <w:pPr>
-        <w:spacing w:line="240" w:lineRule="auto"/>
-        <w:rPr>
-          <w:b/>
-          <w:bCs/>
-        </w:rPr>
-      </w:pPr>
-    </w:p>
-    <w:p>
-      <w:pPr>
-        <w:spacing w:line="240" w:lineRule="auto"/>
-        <w:rPr>
-          <w:b/>
-          <w:bCs/>
-        </w:rPr>
-      </w:pPr>
-    </w:p>
-    <w:p>
-      <w:pPr>
-        <w:pStyle w:val="ListParagraph"/>
-        <w:spacing w:after="0" w:line="240" w:lineRule="auto"/>
-        <w:ind w:left="360"/>
-        <w:rPr>
-          <w:i/>
-          <w:iCs/>
-          <w:sz w:val="20"/>
-          <w:szCs w:val="20"/>
-        </w:rPr>
-      </w:pPr>
-      <w:r>
-        <w:rPr>
-          <w:noProof/>
-        </w:rPr>
-        <w:lastRenderedPageBreak/>
         <w:drawing>
           <wp:inline distT="0" distB="0" distL="0" distR="0" wp14:anchorId="01A915B6" wp14:editId="4EB2AA7A">
             <wp:extent cx="5915025" cy="4450172"/>
@@ -279,7 +50,7 @@
                     <pic:cNvPicPr/>
                   </pic:nvPicPr>
                   <pic:blipFill>
-                    <a:blip r:embed="rId5" cstate="print">
+                    <a:blip r:embed="rId4" cstate="print">
                       <a:extLst>
                         <a:ext uri="{28A0092B-C50C-407E-A947-70E740481C1C}">
                           <a14:useLocalDpi xmlns:a14="http://schemas.microsoft.com/office/drawing/2010/main" val="0"/>
@@ -335,38 +106,72 @@
           <w:sz w:val="20"/>
           <w:szCs w:val="20"/>
         </w:rPr>
-        <w:t>Figure 2: Location of Sheldon Jackson Hatchery (red star) and the mouth of the Indian River (red circle) in Sitka. The two highlighted points are approximately 1,650 ft (503m) apart.</w:t>
-      </w:r>
-    </w:p>
-    <w:p>
-      <w:pPr>
-        <w:spacing w:line="240" w:lineRule="auto"/>
-        <w:rPr>
-          <w:b/>
-          <w:bCs/>
-        </w:rPr>
-      </w:pPr>
-    </w:p>
-    <w:p>
-      <w:pPr>
-        <w:spacing w:line="240" w:lineRule="auto"/>
-        <w:rPr>
-          <w:b/>
-          <w:bCs/>
-        </w:rPr>
-      </w:pPr>
-      <w:r>
-        <w:rPr>
-          <w:b/>
-          <w:bCs/>
+        <w:t xml:space="preserve">Figure </w:t>
+      </w:r>
+      <w:r>
+        <w:rPr>
+          <w:i/>
+          <w:iCs/>
+          <w:sz w:val="20"/>
+          <w:szCs w:val="20"/>
+        </w:rPr>
+        <w:t>1</w:t>
+      </w:r>
+      <w:r>
+        <w:rPr>
+          <w:i/>
+          <w:iCs/>
+          <w:sz w:val="20"/>
+          <w:szCs w:val="20"/>
+        </w:rPr>
+        <w:t>: Location of Sheldon Jackson Hatchery (red star) and the mouth of the Indian River (red circle) in Sitka. The two highlighted points are approximately 1,650 ft (503m) apart.</w:t>
+      </w:r>
+    </w:p>
+    <w:p>
+      <w:pPr>
+        <w:rPr>
+          <w:i/>
+          <w:iCs/>
+          <w:sz w:val="20"/>
+          <w:szCs w:val="20"/>
+        </w:rPr>
+      </w:pPr>
+      <w:r>
+        <w:rPr>
+          <w:i/>
+          <w:iCs/>
+          <w:sz w:val="20"/>
+          <w:szCs w:val="20"/>
+        </w:rPr>
+        <w:br w:type="page"/>
+      </w:r>
+    </w:p>
+    <w:p>
+      <w:pPr>
+        <w:pStyle w:val="ListParagraph"/>
+        <w:spacing w:after="0" w:line="240" w:lineRule="auto"/>
+        <w:ind w:left="360"/>
+        <w:rPr>
+          <w:i/>
+          <w:iCs/>
+          <w:sz w:val="20"/>
+          <w:szCs w:val="20"/>
+        </w:rPr>
+      </w:pPr>
+      <w:r>
+        <w:rPr>
+          <w:i/>
+          <w:iCs/>
           <w:noProof/>
+          <w:sz w:val="20"/>
+          <w:szCs w:val="20"/>
         </w:rPr>
         <w:lastRenderedPageBreak/>
         <w:drawing>
-          <wp:inline distT="0" distB="0" distL="0" distR="0" wp14:anchorId="1E7CEB6B" wp14:editId="12E0CDA4">
-            <wp:extent cx="5943600" cy="3962400"/>
-            <wp:effectExtent l="0" t="0" r="0" b="0"/>
-            <wp:docPr id="24119097" name="Picture 1" descr="The graph shows a decline in even-year pink salmon peak returns in 36 Southeast Alaska streams from 1960 to 2020, with the Indian River being a specific focus.&#10;&#10;AI-generated content may be incorrect."/>
+          <wp:inline distT="0" distB="0" distL="0" distR="0" wp14:anchorId="0844D533" wp14:editId="34560554">
+            <wp:extent cx="5943600" cy="3495675"/>
+            <wp:effectExtent l="0" t="0" r="0" b="9525"/>
+            <wp:docPr id="1196939825" name="Picture 13"/>
             <wp:cNvGraphicFramePr>
               <a:graphicFrameLocks xmlns:a="http://schemas.openxmlformats.org/drawingml/2006/main" noChangeAspect="1"/>
             </wp:cNvGraphicFramePr>
@@ -374,7 +179,273 @@
               <a:graphicData uri="http://schemas.openxmlformats.org/drawingml/2006/picture">
                 <pic:pic xmlns:pic="http://schemas.openxmlformats.org/drawingml/2006/picture">
                   <pic:nvPicPr>
-                    <pic:cNvPr id="24119097" name="Picture 1" descr="The graph shows a decline in even-year pink salmon peak returns in 36 Southeast Alaska streams from 1960 to 2020, with the Indian River being a specific focus.&#10;&#10;AI-generated content may be incorrect."/>
+                    <pic:cNvPr id="0" name="Picture 13"/>
+                    <pic:cNvPicPr>
+                      <a:picLocks noChangeAspect="1" noChangeArrowheads="1"/>
+                    </pic:cNvPicPr>
+                  </pic:nvPicPr>
+                  <pic:blipFill>
+                    <a:blip r:embed="rId5" cstate="print">
+                      <a:extLst>
+                        <a:ext uri="{28A0092B-C50C-407E-A947-70E740481C1C}">
+                          <a14:useLocalDpi xmlns:a14="http://schemas.microsoft.com/office/drawing/2010/main" val="0"/>
+                        </a:ext>
+                      </a:extLst>
+                    </a:blip>
+                    <a:srcRect/>
+                    <a:stretch>
+                      <a:fillRect/>
+                    </a:stretch>
+                  </pic:blipFill>
+                  <pic:spPr bwMode="auto">
+                    <a:xfrm>
+                      <a:off x="0" y="0"/>
+                      <a:ext cx="5943600" cy="3495675"/>
+                    </a:xfrm>
+                    <a:prstGeom prst="rect">
+                      <a:avLst/>
+                    </a:prstGeom>
+                    <a:noFill/>
+                    <a:ln>
+                      <a:noFill/>
+                    </a:ln>
+                  </pic:spPr>
+                </pic:pic>
+              </a:graphicData>
+            </a:graphic>
+          </wp:inline>
+        </w:drawing>
+      </w:r>
+    </w:p>
+    <w:p>
+      <w:pPr>
+        <w:pStyle w:val="ListParagraph"/>
+        <w:spacing w:after="0" w:line="240" w:lineRule="auto"/>
+        <w:ind w:left="360"/>
+        <w:rPr>
+          <w:i/>
+          <w:iCs/>
+          <w:sz w:val="20"/>
+          <w:szCs w:val="20"/>
+        </w:rPr>
+      </w:pPr>
+      <w:r>
+        <w:rPr>
+          <w:i/>
+          <w:iCs/>
+          <w:sz w:val="20"/>
+          <w:szCs w:val="20"/>
+        </w:rPr>
+        <w:t xml:space="preserve">Figure </w:t>
+      </w:r>
+      <w:r>
+        <w:rPr>
+          <w:i/>
+          <w:iCs/>
+          <w:sz w:val="20"/>
+          <w:szCs w:val="20"/>
+        </w:rPr>
+        <w:t>2</w:t>
+      </w:r>
+      <w:r>
+        <w:rPr>
+          <w:i/>
+          <w:iCs/>
+          <w:sz w:val="20"/>
+          <w:szCs w:val="20"/>
+        </w:rPr>
+        <w:t xml:space="preserve">: </w:t>
+      </w:r>
+      <w:r>
+        <w:rPr>
+          <w:i/>
+          <w:iCs/>
+          <w:sz w:val="20"/>
+          <w:szCs w:val="20"/>
+        </w:rPr>
+        <w:t>Even-year p</w:t>
+      </w:r>
+      <w:r>
+        <w:rPr>
+          <w:i/>
+          <w:iCs/>
+          <w:sz w:val="20"/>
+          <w:szCs w:val="20"/>
+        </w:rPr>
+        <w:t xml:space="preserve">eak pink salmon escapement </w:t>
+      </w:r>
+      <w:r>
+        <w:rPr>
+          <w:i/>
+          <w:iCs/>
+          <w:sz w:val="20"/>
+          <w:szCs w:val="20"/>
+        </w:rPr>
+        <w:t>from 1960 to 2022</w:t>
+      </w:r>
+      <w:r>
+        <w:rPr>
+          <w:i/>
+          <w:iCs/>
+          <w:sz w:val="20"/>
+          <w:szCs w:val="20"/>
+        </w:rPr>
+        <w:t xml:space="preserve"> in</w:t>
+      </w:r>
+      <w:r>
+        <w:rPr>
+          <w:i/>
+          <w:iCs/>
+          <w:sz w:val="20"/>
+          <w:szCs w:val="20"/>
+        </w:rPr>
+        <w:t xml:space="preserve"> Indian River and</w:t>
+      </w:r>
+      <w:r>
+        <w:rPr>
+          <w:i/>
+          <w:iCs/>
+          <w:sz w:val="20"/>
+          <w:szCs w:val="20"/>
+        </w:rPr>
+        <w:t xml:space="preserve"> 35 </w:t>
+      </w:r>
+      <w:r>
+        <w:rPr>
+          <w:i/>
+          <w:iCs/>
+          <w:sz w:val="20"/>
+          <w:szCs w:val="20"/>
+        </w:rPr>
+        <w:t xml:space="preserve">index </w:t>
+      </w:r>
+      <w:r>
+        <w:rPr>
+          <w:i/>
+          <w:iCs/>
+          <w:sz w:val="20"/>
+          <w:szCs w:val="20"/>
+        </w:rPr>
+        <w:t>streams across ADFG’s designated Northern Southeast (Outside) region.</w:t>
+      </w:r>
+      <w:r>
+        <w:rPr>
+          <w:i/>
+          <w:iCs/>
+          <w:sz w:val="20"/>
+          <w:szCs w:val="20"/>
+        </w:rPr>
+        <w:t xml:space="preserve"> Indian River counts highlighted.</w:t>
+      </w:r>
+      <w:r>
+        <w:rPr>
+          <w:i/>
+          <w:iCs/>
+          <w:sz w:val="20"/>
+          <w:szCs w:val="20"/>
+        </w:rPr>
+        <w:t xml:space="preserve"> Spawner counts are </w:t>
+      </w:r>
+      <w:r>
+        <w:rPr>
+          <w:i/>
+          <w:iCs/>
+          <w:sz w:val="20"/>
+          <w:szCs w:val="20"/>
+        </w:rPr>
+        <w:t xml:space="preserve">scaled </w:t>
+      </w:r>
+      <w:r>
+        <w:rPr>
+          <w:i/>
+          <w:iCs/>
+          <w:sz w:val="20"/>
+          <w:szCs w:val="20"/>
+        </w:rPr>
+        <w:t>against stream length</w:t>
+      </w:r>
+      <w:r>
+        <w:rPr>
+          <w:i/>
+          <w:iCs/>
+          <w:sz w:val="20"/>
+          <w:szCs w:val="20"/>
+        </w:rPr>
+        <w:t xml:space="preserve"> (km), then log transformed and standardized at the level of each stream</w:t>
+      </w:r>
+      <w:r>
+        <w:rPr>
+          <w:i/>
+          <w:iCs/>
+          <w:sz w:val="20"/>
+          <w:szCs w:val="20"/>
+        </w:rPr>
+        <w:t>.</w:t>
+      </w:r>
+    </w:p>
+    <w:p>
+      <w:pPr>
+        <w:spacing w:after="0" w:line="240" w:lineRule="auto"/>
+        <w:ind w:left="360"/>
+        <w:rPr>
+          <w:i/>
+          <w:iCs/>
+          <w:sz w:val="20"/>
+          <w:szCs w:val="20"/>
+        </w:rPr>
+      </w:pPr>
+    </w:p>
+    <w:p>
+      <w:pPr>
+        <w:rPr>
+          <w:i/>
+          <w:iCs/>
+          <w:sz w:val="20"/>
+          <w:szCs w:val="20"/>
+        </w:rPr>
+      </w:pPr>
+      <w:r>
+        <w:rPr>
+          <w:i/>
+          <w:iCs/>
+          <w:sz w:val="20"/>
+          <w:szCs w:val="20"/>
+        </w:rPr>
+        <w:br w:type="page"/>
+      </w:r>
+    </w:p>
+    <w:p>
+      <w:pPr>
+        <w:pStyle w:val="ListParagraph"/>
+        <w:spacing w:after="0" w:line="240" w:lineRule="auto"/>
+        <w:ind w:left="360"/>
+        <w:rPr>
+          <w:i/>
+          <w:iCs/>
+          <w:sz w:val="20"/>
+          <w:szCs w:val="20"/>
+        </w:rPr>
+      </w:pPr>
+      <w:r>
+        <w:rPr>
+          <w:b/>
+          <w:bCs/>
+          <w:noProof/>
+        </w:rPr>
+        <w:lastRenderedPageBreak/>
+        <w:drawing>
+          <wp:inline distT="0" distB="0" distL="0" distR="0" wp14:anchorId="367111FB" wp14:editId="327E5A2C">
+            <wp:extent cx="5943600" cy="3495675"/>
+            <wp:effectExtent l="0" t="0" r="0" b="9525"/>
+            <wp:docPr id="623453106" name="Picture 12" descr="The image is a line graph showing the logarithmic peak escapement per kilometer of stream for pink salmon in the Indian River among ADFG Northern Southeast (Outside) streams, with data points for the years 1980, 2000, and 2020.&#10;&#10;AI-generated content may be incorrect."/>
+            <wp:cNvGraphicFramePr>
+              <a:graphicFrameLocks xmlns:a="http://schemas.openxmlformats.org/drawingml/2006/main" noChangeAspect="1"/>
+            </wp:cNvGraphicFramePr>
+            <a:graphic xmlns:a="http://schemas.openxmlformats.org/drawingml/2006/main">
+              <a:graphicData uri="http://schemas.openxmlformats.org/drawingml/2006/picture">
+                <pic:pic xmlns:pic="http://schemas.openxmlformats.org/drawingml/2006/picture">
+                  <pic:nvPicPr>
+                    <pic:cNvPr id="623453106" name="Picture 12" descr="The image is a line graph showing the logarithmic peak escapement per kilometer of stream for pink salmon in the Indian River among ADFG Northern Southeast (Outside) streams, with data points for the years 1980, 2000, and 2020.&#10;&#10;AI-generated content may be incorrect."/>
                     <pic:cNvPicPr>
                       <a:picLocks noChangeAspect="1" noChangeArrowheads="1"/>
                     </pic:cNvPicPr>
@@ -395,7 +466,7 @@
                   <pic:spPr bwMode="auto">
                     <a:xfrm>
                       <a:off x="0" y="0"/>
-                      <a:ext cx="5943600" cy="3962400"/>
+                      <a:ext cx="5943600" cy="3495675"/>
                     </a:xfrm>
                     <a:prstGeom prst="rect">
                       <a:avLst/>
@@ -411,83 +482,217 @@
           </wp:inline>
         </w:drawing>
       </w:r>
-    </w:p>
-    <w:p>
-      <w:pPr>
-        <w:spacing w:after="0" w:line="240" w:lineRule="auto"/>
-        <w:ind w:left="360"/>
-      </w:pPr>
-      <w:r>
-        <w:rPr>
-          <w:i/>
-          <w:iCs/>
-          <w:sz w:val="20"/>
-          <w:szCs w:val="20"/>
-        </w:rPr>
-        <w:t xml:space="preserve">Figure 3: MARSS model results estimating the underlying states of even-year pink salmon abundance at Indian River (highlighted in pink) and throughout </w:t>
-      </w:r>
-      <w:r>
-        <w:rPr>
-          <w:i/>
-          <w:iCs/>
-          <w:sz w:val="20"/>
-          <w:szCs w:val="20"/>
-        </w:rPr>
-        <w:t>‘</w:t>
-      </w:r>
-      <w:r>
-        <w:rPr>
-          <w:i/>
-          <w:iCs/>
-          <w:sz w:val="20"/>
-          <w:szCs w:val="20"/>
-        </w:rPr>
-        <w:t>north southeast (outside)</w:t>
-      </w:r>
-      <w:r>
-        <w:rPr>
-          <w:i/>
-          <w:iCs/>
-          <w:sz w:val="20"/>
-          <w:szCs w:val="20"/>
-        </w:rPr>
-        <w:t>’</w:t>
-      </w:r>
-      <w:r>
-        <w:rPr>
-          <w:i/>
-          <w:iCs/>
-          <w:sz w:val="20"/>
-          <w:szCs w:val="20"/>
-        </w:rPr>
-        <w:t xml:space="preserve"> region (grey). Abundance estimates are scaled by stream length and z-standardized at the stream level. </w:t>
-      </w:r>
-    </w:p>
-    <w:p>
-      <w:pPr>
+      <w:r>
+        <w:rPr>
+          <w:i/>
+          <w:iCs/>
+          <w:sz w:val="20"/>
+          <w:szCs w:val="20"/>
+        </w:rPr>
+        <w:t xml:space="preserve">Figure </w:t>
+      </w:r>
+      <w:r>
+        <w:rPr>
+          <w:i/>
+          <w:iCs/>
+          <w:sz w:val="20"/>
+          <w:szCs w:val="20"/>
+        </w:rPr>
+        <w:t>3</w:t>
+      </w:r>
+      <w:r>
+        <w:rPr>
+          <w:i/>
+          <w:iCs/>
+          <w:sz w:val="20"/>
+          <w:szCs w:val="20"/>
+        </w:rPr>
+        <w:t xml:space="preserve">: </w:t>
+      </w:r>
+      <w:r>
+        <w:rPr>
+          <w:i/>
+          <w:iCs/>
+          <w:sz w:val="20"/>
+          <w:szCs w:val="20"/>
+        </w:rPr>
+        <w:t>Odd</w:t>
+      </w:r>
+      <w:r>
+        <w:rPr>
+          <w:i/>
+          <w:iCs/>
+          <w:sz w:val="20"/>
+          <w:szCs w:val="20"/>
+        </w:rPr>
+        <w:t>-year p</w:t>
+      </w:r>
+      <w:r>
+        <w:rPr>
+          <w:i/>
+          <w:iCs/>
+          <w:sz w:val="20"/>
+          <w:szCs w:val="20"/>
+        </w:rPr>
+        <w:t xml:space="preserve">eak pink salmon escapement </w:t>
+      </w:r>
+      <w:r>
+        <w:rPr>
+          <w:i/>
+          <w:iCs/>
+          <w:sz w:val="20"/>
+          <w:szCs w:val="20"/>
+        </w:rPr>
+        <w:t>from 1960 to 202</w:t>
+      </w:r>
+      <w:r>
+        <w:rPr>
+          <w:i/>
+          <w:iCs/>
+          <w:sz w:val="20"/>
+          <w:szCs w:val="20"/>
+        </w:rPr>
+        <w:t>3</w:t>
+      </w:r>
+      <w:r>
+        <w:rPr>
+          <w:i/>
+          <w:iCs/>
+          <w:sz w:val="20"/>
+          <w:szCs w:val="20"/>
+        </w:rPr>
+        <w:t xml:space="preserve"> in</w:t>
+      </w:r>
+      <w:r>
+        <w:rPr>
+          <w:i/>
+          <w:iCs/>
+          <w:sz w:val="20"/>
+          <w:szCs w:val="20"/>
+        </w:rPr>
+        <w:t xml:space="preserve"> Indian River and</w:t>
+      </w:r>
+      <w:r>
+        <w:rPr>
+          <w:i/>
+          <w:iCs/>
+          <w:sz w:val="20"/>
+          <w:szCs w:val="20"/>
+        </w:rPr>
+        <w:t xml:space="preserve"> 35 </w:t>
+      </w:r>
+      <w:r>
+        <w:rPr>
+          <w:i/>
+          <w:iCs/>
+          <w:sz w:val="20"/>
+          <w:szCs w:val="20"/>
+        </w:rPr>
+        <w:t xml:space="preserve">index </w:t>
+      </w:r>
+      <w:r>
+        <w:rPr>
+          <w:i/>
+          <w:iCs/>
+          <w:sz w:val="20"/>
+          <w:szCs w:val="20"/>
+        </w:rPr>
+        <w:t>streams across ADFG’s designated Northern Southeast (Outside) region.</w:t>
+      </w:r>
+      <w:r>
+        <w:rPr>
+          <w:i/>
+          <w:iCs/>
+          <w:sz w:val="20"/>
+          <w:szCs w:val="20"/>
+        </w:rPr>
+        <w:t xml:space="preserve"> Indian River counts highlighted.</w:t>
+      </w:r>
+      <w:r>
+        <w:rPr>
+          <w:i/>
+          <w:iCs/>
+          <w:sz w:val="20"/>
+          <w:szCs w:val="20"/>
+        </w:rPr>
+        <w:t xml:space="preserve"> Spawner counts are </w:t>
+      </w:r>
+      <w:r>
+        <w:rPr>
+          <w:i/>
+          <w:iCs/>
+          <w:sz w:val="20"/>
+          <w:szCs w:val="20"/>
+        </w:rPr>
+        <w:t xml:space="preserve">scaled </w:t>
+      </w:r>
+      <w:r>
+        <w:rPr>
+          <w:i/>
+          <w:iCs/>
+          <w:sz w:val="20"/>
+          <w:szCs w:val="20"/>
+        </w:rPr>
+        <w:t>against stream length</w:t>
+      </w:r>
+      <w:r>
+        <w:rPr>
+          <w:i/>
+          <w:iCs/>
+          <w:sz w:val="20"/>
+          <w:szCs w:val="20"/>
+        </w:rPr>
+        <w:t xml:space="preserve"> (km), then log transformed and standardized at the level of each stream</w:t>
+      </w:r>
+      <w:r>
+        <w:rPr>
+          <w:i/>
+          <w:iCs/>
+          <w:sz w:val="20"/>
+          <w:szCs w:val="20"/>
+        </w:rPr>
+        <w:t>.</w:t>
+      </w:r>
+    </w:p>
+    <w:p>
+      <w:pPr>
+        <w:rPr>
+          <w:i/>
+          <w:iCs/>
+          <w:sz w:val="20"/>
+          <w:szCs w:val="20"/>
+        </w:rPr>
+      </w:pPr>
+      <w:r>
+        <w:rPr>
+          <w:i/>
+          <w:iCs/>
+          <w:sz w:val="20"/>
+          <w:szCs w:val="20"/>
+        </w:rPr>
+        <w:br w:type="page"/>
+      </w:r>
+    </w:p>
+    <w:p>
+      <w:pPr>
+        <w:spacing w:line="240" w:lineRule="auto"/>
         <w:rPr>
           <w:b/>
           <w:bCs/>
         </w:rPr>
       </w:pPr>
-    </w:p>
-    <w:p>
-      <w:pPr>
+      <w:r>
         <w:rPr>
           <w:b/>
           <w:bCs/>
-        </w:rPr>
-      </w:pPr>
-      <w:r>
-        <w:rPr>
           <w:noProof/>
         </w:rPr>
         <w:lastRenderedPageBreak/>
         <w:drawing>
-          <wp:inline distT="0" distB="0" distL="0" distR="0" wp14:anchorId="286F054D" wp14:editId="3E59B77B">
+          <wp:inline distT="0" distB="0" distL="0" distR="0" wp14:anchorId="1E7CEB6B" wp14:editId="12E0CDA4">
             <wp:extent cx="5943600" cy="3962400"/>
             <wp:effectExtent l="0" t="0" r="0" b="0"/>
-            <wp:docPr id="2040418082" name="Picture 2" descr="The image displays a chart with a downward trend in odd-year pink salmon peak returns in 36 southeast Alaska streams from 1980 to 2020, with the Indian River specifically highlighted.&#10;&#10;AI-generated content may be incorrect."/>
+            <wp:docPr id="24119097" name="Picture 1" descr="The graph shows a decline in even-year pink salmon peak returns in 36 Southeast Alaska streams from 1960 to 2020, with the Indian River being a specific focus.&#10;&#10;AI-generated content may be incorrect."/>
             <wp:cNvGraphicFramePr>
               <a:graphicFrameLocks xmlns:a="http://schemas.openxmlformats.org/drawingml/2006/main" noChangeAspect="1"/>
             </wp:cNvGraphicFramePr>
@@ -495,7 +700,7 @@
               <a:graphicData uri="http://schemas.openxmlformats.org/drawingml/2006/picture">
                 <pic:pic xmlns:pic="http://schemas.openxmlformats.org/drawingml/2006/picture">
                   <pic:nvPicPr>
-                    <pic:cNvPr id="2040418082" name="Picture 2" descr="The image displays a chart with a downward trend in odd-year pink salmon peak returns in 36 southeast Alaska streams from 1980 to 2020, with the Indian River specifically highlighted.&#10;&#10;AI-generated content may be incorrect."/>
+                    <pic:cNvPr id="24119097" name="Picture 1" descr="The graph shows a decline in even-year pink salmon peak returns in 36 Southeast Alaska streams from 1960 to 2020, with the Indian River being a specific focus.&#10;&#10;AI-generated content may be incorrect."/>
                     <pic:cNvPicPr>
                       <a:picLocks noChangeAspect="1" noChangeArrowheads="1"/>
                     </pic:cNvPicPr>
@@ -563,6 +768,145 @@
           <w:sz w:val="20"/>
           <w:szCs w:val="20"/>
         </w:rPr>
+        <w:t xml:space="preserve">: MARSS model results estimating the underlying states of even-year pink salmon abundance at Indian River (highlighted in pink) and throughout </w:t>
+      </w:r>
+      <w:r>
+        <w:rPr>
+          <w:i/>
+          <w:iCs/>
+          <w:sz w:val="20"/>
+          <w:szCs w:val="20"/>
+        </w:rPr>
+        <w:t>‘</w:t>
+      </w:r>
+      <w:r>
+        <w:rPr>
+          <w:i/>
+          <w:iCs/>
+          <w:sz w:val="20"/>
+          <w:szCs w:val="20"/>
+        </w:rPr>
+        <w:t>north southeast (outside)</w:t>
+      </w:r>
+      <w:r>
+        <w:rPr>
+          <w:i/>
+          <w:iCs/>
+          <w:sz w:val="20"/>
+          <w:szCs w:val="20"/>
+        </w:rPr>
+        <w:t>’</w:t>
+      </w:r>
+      <w:r>
+        <w:rPr>
+          <w:i/>
+          <w:iCs/>
+          <w:sz w:val="20"/>
+          <w:szCs w:val="20"/>
+        </w:rPr>
+        <w:t xml:space="preserve"> region (grey). Abundance estimates are scaled by stream length and z-standardized at the stream level. </w:t>
+      </w:r>
+    </w:p>
+    <w:p>
+      <w:pPr>
+        <w:rPr>
+          <w:b/>
+          <w:bCs/>
+        </w:rPr>
+      </w:pPr>
+    </w:p>
+    <w:p>
+      <w:pPr>
+        <w:rPr>
+          <w:b/>
+          <w:bCs/>
+        </w:rPr>
+      </w:pPr>
+      <w:r>
+        <w:rPr>
+          <w:noProof/>
+        </w:rPr>
+        <w:lastRenderedPageBreak/>
+        <w:drawing>
+          <wp:inline distT="0" distB="0" distL="0" distR="0" wp14:anchorId="286F054D" wp14:editId="3E59B77B">
+            <wp:extent cx="5943600" cy="3962400"/>
+            <wp:effectExtent l="0" t="0" r="0" b="0"/>
+            <wp:docPr id="2040418082" name="Picture 2" descr="The image displays a chart with a downward trend in odd-year pink salmon peak returns in 36 southeast Alaska streams from 1980 to 2020, with the Indian River specifically highlighted.&#10;&#10;AI-generated content may be incorrect."/>
+            <wp:cNvGraphicFramePr>
+              <a:graphicFrameLocks xmlns:a="http://schemas.openxmlformats.org/drawingml/2006/main" noChangeAspect="1"/>
+            </wp:cNvGraphicFramePr>
+            <a:graphic xmlns:a="http://schemas.openxmlformats.org/drawingml/2006/main">
+              <a:graphicData uri="http://schemas.openxmlformats.org/drawingml/2006/picture">
+                <pic:pic xmlns:pic="http://schemas.openxmlformats.org/drawingml/2006/picture">
+                  <pic:nvPicPr>
+                    <pic:cNvPr id="2040418082" name="Picture 2" descr="The image displays a chart with a downward trend in odd-year pink salmon peak returns in 36 southeast Alaska streams from 1980 to 2020, with the Indian River specifically highlighted.&#10;&#10;AI-generated content may be incorrect."/>
+                    <pic:cNvPicPr>
+                      <a:picLocks noChangeAspect="1" noChangeArrowheads="1"/>
+                    </pic:cNvPicPr>
+                  </pic:nvPicPr>
+                  <pic:blipFill>
+                    <a:blip r:embed="rId8" cstate="print">
+                      <a:extLst>
+                        <a:ext uri="{28A0092B-C50C-407E-A947-70E740481C1C}">
+                          <a14:useLocalDpi xmlns:a14="http://schemas.microsoft.com/office/drawing/2010/main" val="0"/>
+                        </a:ext>
+                      </a:extLst>
+                    </a:blip>
+                    <a:srcRect/>
+                    <a:stretch>
+                      <a:fillRect/>
+                    </a:stretch>
+                  </pic:blipFill>
+                  <pic:spPr bwMode="auto">
+                    <a:xfrm>
+                      <a:off x="0" y="0"/>
+                      <a:ext cx="5943600" cy="3962400"/>
+                    </a:xfrm>
+                    <a:prstGeom prst="rect">
+                      <a:avLst/>
+                    </a:prstGeom>
+                    <a:noFill/>
+                    <a:ln>
+                      <a:noFill/>
+                    </a:ln>
+                  </pic:spPr>
+                </pic:pic>
+              </a:graphicData>
+            </a:graphic>
+          </wp:inline>
+        </w:drawing>
+      </w:r>
+    </w:p>
+    <w:p>
+      <w:pPr>
+        <w:spacing w:after="0" w:line="240" w:lineRule="auto"/>
+        <w:ind w:left="360"/>
+      </w:pPr>
+      <w:r>
+        <w:rPr>
+          <w:i/>
+          <w:iCs/>
+          <w:sz w:val="20"/>
+          <w:szCs w:val="20"/>
+        </w:rPr>
+        <w:t xml:space="preserve">Figure </w:t>
+      </w:r>
+      <w:r>
+        <w:rPr>
+          <w:i/>
+          <w:iCs/>
+          <w:sz w:val="20"/>
+          <w:szCs w:val="20"/>
+        </w:rPr>
+        <w:t>5</w:t>
+      </w:r>
+      <w:r>
+        <w:rPr>
+          <w:i/>
+          <w:iCs/>
+          <w:sz w:val="20"/>
+          <w:szCs w:val="20"/>
+        </w:rPr>
         <w:t xml:space="preserve">: MARSS model results estimating the underlying states of </w:t>
       </w:r>
       <w:r>
@@ -654,7 +998,7 @@
                     </pic:cNvPicPr>
                   </pic:nvPicPr>
                   <pic:blipFill>
-                    <a:blip r:embed="rId8" cstate="print">
+                    <a:blip r:embed="rId9" cstate="print">
                       <a:extLst>
                         <a:ext uri="{28A0092B-C50C-407E-A947-70E740481C1C}">
                           <a14:useLocalDpi xmlns:a14="http://schemas.microsoft.com/office/drawing/2010/main" val="0"/>
@@ -711,7 +1055,7 @@
           <w:sz w:val="20"/>
           <w:szCs w:val="20"/>
         </w:rPr>
-        <w:t>5</w:t>
+        <w:t>6</w:t>
       </w:r>
       <w:r>
         <w:rPr>
@@ -775,7 +1119,7 @@
                     </pic:cNvPicPr>
                   </pic:nvPicPr>
                   <pic:blipFill>
-                    <a:blip r:embed="rId9" cstate="print">
+                    <a:blip r:embed="rId10" cstate="print">
                       <a:extLst>
                         <a:ext uri="{28A0092B-C50C-407E-A947-70E740481C1C}">
                           <a14:useLocalDpi xmlns:a14="http://schemas.microsoft.com/office/drawing/2010/main" val="0"/>
@@ -907,7 +1251,7 @@
       <w:r>
         <w:t xml:space="preserve">Alaska Department of Fish and Game. 2024a. Commercial Salmon Fisheries – Southeast Alaska &amp; Yakutat Research: Pink Salmon. Available at: </w:t>
       </w:r>
-      <w:hyperlink r:id="rId10" w:history="1">
+      <w:hyperlink r:id="rId11" w:history="1">
         <w:r>
           <w:rPr>
             <w:rStyle w:val="Hyperlink"/>
@@ -927,7 +1271,7 @@
       <w:r>
         <w:t xml:space="preserve">Alaska Department of Fish and Game. 2024b. Mark Recovery Laboratory – Otolith Marking. Available at: </w:t>
       </w:r>
-      <w:hyperlink r:id="rId11" w:history="1">
+      <w:hyperlink r:id="rId12" w:history="1">
         <w:r>
           <w:rPr>
             <w:rStyle w:val="Hyperlink"/>
@@ -1002,17 +1346,13 @@
         <w:ind w:left="720" w:hanging="720"/>
       </w:pPr>
       <w:r>
-        <w:t xml:space="preserve">Holmes, E. E., E. J. Ward, and K. Wills. 2012. MARSS: Multivariate Autoregressive State-space Models for Analyzing Time-series Data. </w:t>
-      </w:r>
-      <w:r>
-        <w:rPr>
-          <w:i/>
-          <w:iCs/>
-        </w:rPr>
-        <w:t>The R Journal</w:t>
-      </w:r>
-      <w:r>
-        <w:t xml:space="preserve"> 4(1): 11-19.</w:t>
+        <w:t xml:space="preserve">Gibson, K., K. Skov, S. Kegley, C. Jorgensen, S. Smith, and J. Witcosky. 2008. </w:t>
+      </w:r>
+      <w:r>
+        <w:t>Mountain Pine Beetle Impacts in High-Elevation Five-Needle Pines: Current Trends and Challenges.</w:t>
+      </w:r>
+      <w:r>
+        <w:t xml:space="preserve"> USDA Forest Service – Forest Health Protection, 40 pp.</w:t>
       </w:r>
     </w:p>
     <w:p>
@@ -1021,17 +1361,17 @@
         <w:ind w:left="720" w:hanging="720"/>
       </w:pPr>
       <w:r>
-        <w:t xml:space="preserve">Knudsen, E. E., P. S. Rand, K. B. Gorman, D. R. Bernard, W. D. Templin. 2021. Hatchery-origin stray rates and total run characteristics for Pink Salmon and Chum Salmon returning to Prince William Sound, Alaska in 2013-2015. </w:t>
-      </w:r>
-      <w:r>
-        <w:rPr>
-          <w:i/>
-          <w:iCs/>
-        </w:rPr>
-        <w:t xml:space="preserve">Marine and Coastal Fisheries </w:t>
-      </w:r>
-      <w:r>
-        <w:t>13(1): 41-68.</w:t>
+        <w:t xml:space="preserve">Holmes, E. E., E. J. Ward, and K. Wills. 2012. MARSS: Multivariate Autoregressive State-space Models for Analyzing Time-series Data. </w:t>
+      </w:r>
+      <w:r>
+        <w:rPr>
+          <w:i/>
+          <w:iCs/>
+        </w:rPr>
+        <w:t>The R Journal</w:t>
+      </w:r>
+      <w:r>
+        <w:t xml:space="preserve"> 4(1): 11-19.</w:t>
       </w:r>
     </w:p>
     <w:p>
@@ -1040,25 +1380,17 @@
         <w:ind w:left="720" w:hanging="720"/>
       </w:pPr>
       <w:r>
-        <w:t xml:space="preserve">Moore, J. H., L. Gibson, Z. Amir, W. </w:t>
-      </w:r>
-      <w:proofErr w:type="spellStart"/>
-      <w:r>
-        <w:t>Chanthorn</w:t>
-      </w:r>
-      <w:proofErr w:type="spellEnd"/>
-      <w:r>
-        <w:t xml:space="preserve">, A. H. Ahmad, P. A. Jansen, C. P. Mendes, M. Onuma, C. A. Peres, M. S. Luskin. 2023. The rise of hyperabundant native generalists threatens both humans and nature. </w:t>
-      </w:r>
-      <w:r>
-        <w:rPr>
-          <w:i/>
-          <w:iCs/>
-        </w:rPr>
-        <w:t>Biological Reviews</w:t>
-      </w:r>
-      <w:r>
-        <w:t xml:space="preserve"> 98(5): 1829-1844.</w:t>
+        <w:t xml:space="preserve">Knudsen, E. E., P. S. Rand, K. B. Gorman, D. R. Bernard, W. D. Templin. 2021. Hatchery-origin stray rates and total run characteristics for Pink Salmon and Chum Salmon returning to Prince William Sound, Alaska in 2013-2015. </w:t>
+      </w:r>
+      <w:r>
+        <w:rPr>
+          <w:i/>
+          <w:iCs/>
+        </w:rPr>
+        <w:t xml:space="preserve">Marine and Coastal Fisheries </w:t>
+      </w:r>
+      <w:r>
+        <w:t>13(1): 41-68.</w:t>
       </w:r>
     </w:p>
     <w:p>
@@ -1067,9 +1399,81 @@
         <w:ind w:left="720" w:hanging="720"/>
       </w:pPr>
       <w:r>
+        <w:t>Manhard, C. V., J. E. Joyce, W. W. Smoker, and A. J. Gharrett. 2017. Ecological factors influencing lifetime productivity of pink salmon (</w:t>
+      </w:r>
+      <w:r>
+        <w:rPr>
+          <w:i/>
+          <w:iCs/>
+        </w:rPr>
+        <w:t>Oncorhynchus gorbuscha</w:t>
+      </w:r>
+      <w:r>
+        <w:t xml:space="preserve">) in an Alaskan stream. </w:t>
+      </w:r>
+      <w:r>
+        <w:t>Canadian Journal of Fisheries and Aquatic Sciences</w:t>
+      </w:r>
+      <w:r>
+        <w:t xml:space="preserve"> 74(9): 1325-1336. </w:t>
+      </w:r>
+    </w:p>
+    <w:p>
+      <w:pPr>
+        <w:spacing w:line="240" w:lineRule="auto"/>
+        <w:ind w:left="720" w:hanging="720"/>
+      </w:pPr>
+      <w:r>
+        <w:t xml:space="preserve">Miller, K. M., S. J. Perles, J. P. Schmit, E. R. Matthews, A. S. Weed, J. A. Comiskey, M. R. Marshall, P. Nelson, N. A. Fisichelli. 2023. </w:t>
+      </w:r>
+      <w:r>
+        <w:t>Overabundant deer and invasive plants drive widespread regeneration debt in eastern United States national parks.</w:t>
+      </w:r>
+      <w:r>
+        <w:t xml:space="preserve"> </w:t>
+      </w:r>
+      <w:r>
+        <w:t>Ecological Applications</w:t>
+      </w:r>
+      <w:r>
+        <w:rPr>
+          <w:i/>
+          <w:iCs/>
+        </w:rPr>
+        <w:t xml:space="preserve"> </w:t>
+      </w:r>
+      <w:r>
+        <w:t>33: 24pp.</w:t>
+      </w:r>
+    </w:p>
+    <w:p>
+      <w:pPr>
+        <w:spacing w:line="240" w:lineRule="auto"/>
+        <w:ind w:left="720" w:hanging="720"/>
+      </w:pPr>
+      <w:r>
+        <w:t xml:space="preserve">Moore, J. H., L. Gibson, Z. Amir, W. Chanthorn, A. H. Ahmad, P. A. Jansen, C. P. Mendes, M. Onuma, C. A. Peres, M. S. Luskin. 2023. The rise of hyperabundant native generalists threatens both humans and nature. </w:t>
+      </w:r>
+      <w:r>
+        <w:rPr>
+          <w:i/>
+          <w:iCs/>
+        </w:rPr>
+        <w:t>Biological Reviews</w:t>
+      </w:r>
+      <w:r>
+        <w:t xml:space="preserve"> 98(5): 1829-1844.</w:t>
+      </w:r>
+    </w:p>
+    <w:p>
+      <w:pPr>
+        <w:spacing w:line="240" w:lineRule="auto"/>
+        <w:ind w:left="720" w:hanging="720"/>
+      </w:pPr>
+      <w:r>
         <w:t xml:space="preserve">National Park Service. 2025a. Organic Act of 1916. Available at: </w:t>
       </w:r>
-      <w:hyperlink r:id="rId12" w:history="1">
+      <w:hyperlink r:id="rId13" w:history="1">
         <w:r>
           <w:rPr>
             <w:rStyle w:val="Hyperlink"/>
@@ -1093,7 +1497,7 @@
       <w:r>
         <w:t xml:space="preserve">National Park Service. 2025b. Sitka National Historical Park. Available at: </w:t>
       </w:r>
-      <w:hyperlink r:id="rId13" w:history="1">
+      <w:hyperlink r:id="rId14" w:history="1">
         <w:r>
           <w:rPr>
             <w:rStyle w:val="Hyperlink"/>
@@ -1118,6 +1522,7 @@
         <w:ind w:left="720" w:hanging="720"/>
       </w:pPr>
       <w:r>
+        <w:lastRenderedPageBreak/>
         <w:t xml:space="preserve">Quinn, T. P. 2018. </w:t>
       </w:r>
       <w:r>
@@ -1136,13 +1541,8 @@
         <w:spacing w:line="240" w:lineRule="auto"/>
         <w:ind w:left="720" w:hanging="720"/>
       </w:pPr>
-      <w:proofErr w:type="spellStart"/>
-      <w:r>
-        <w:t>Sambaraju</w:t>
-      </w:r>
-      <w:proofErr w:type="spellEnd"/>
-      <w:r>
-        <w:t xml:space="preserve">, K. R., D. W. Goodman. 2021. Mountain pine beetle: an example of a climate-driven eruptive insect impacting conifer forest ecosystems. </w:t>
+      <w:r>
+        <w:t xml:space="preserve">Sambaraju, K. R., D. W. Goodman. 2021. Mountain pine beetle: an example of a climate-driven eruptive insect impacting conifer forest ecosystems. </w:t>
       </w:r>
       <w:r>
         <w:rPr>
@@ -1206,15 +1606,7 @@
         <w:ind w:left="720" w:hanging="720"/>
       </w:pPr>
       <w:r>
-        <w:t xml:space="preserve">Sergeant, C. J., J. R. Bellmore, R. A. Bellmore, J. A. Falke, F. J. </w:t>
-      </w:r>
-      <w:proofErr w:type="spellStart"/>
-      <w:r>
-        <w:t>Mueter</w:t>
-      </w:r>
-      <w:proofErr w:type="spellEnd"/>
-      <w:r>
-        <w:t xml:space="preserve">, and P. A. H. Westley. 2023. Hypoxia vulnerability in the salmon watersheds of Southeast Alaska. </w:t>
+        <w:t xml:space="preserve">Sergeant, C. J., J. R. Bellmore, R. A. Bellmore, J. A. Falke, F. J. Mueter, and P. A. H. Westley. 2023. Hypoxia vulnerability in the salmon watersheds of Southeast Alaska. </w:t>
       </w:r>
       <w:r>
         <w:rPr>
@@ -1242,14 +1634,8 @@
           <w:iCs/>
         </w:rPr>
       </w:pPr>
-      <w:proofErr w:type="spellStart"/>
-      <w:r>
-        <w:lastRenderedPageBreak/>
-        <w:t>Stopha</w:t>
-      </w:r>
-      <w:proofErr w:type="spellEnd"/>
-      <w:r>
-        <w:t xml:space="preserve">, M. 2015. </w:t>
+      <w:r>
+        <w:t xml:space="preserve">Stopha, M. 2015. </w:t>
       </w:r>
       <w:r>
         <w:rPr>
@@ -1321,15 +1707,7 @@
         <w:t xml:space="preserve">Van Alen, B. W. 2000. Status and Stewardship of Salmon Stocks in Southeast Alaska. In E. E. Knudsen, Steward, C. R., MacDonald, D. D., Williams, J. E., Reiser, D. W. </w:t>
       </w:r>
       <w:r>
-        <w:t xml:space="preserve">Sustainable Fisheries </w:t>
-      </w:r>
-      <w:proofErr w:type="spellStart"/>
-      <w:r>
-        <w:t>Managemnt</w:t>
-      </w:r>
-      <w:proofErr w:type="spellEnd"/>
-      <w:r>
-        <w:t xml:space="preserve"> – Pacific Salmon,</w:t>
+        <w:t>Sustainable Fisheries Managemnt – Pacific Salmon,</w:t>
       </w:r>
       <w:r>
         <w:t xml:space="preserve"> 161-193. Lewis Publishers.</w:t>

--- a/output/writing/DissertationChapter/Ch1_figs&refs.docx
+++ b/output/writing/DissertationChapter/Ch1_figs&refs.docx
@@ -516,16 +516,7 @@
           <w:sz w:val="20"/>
           <w:szCs w:val="20"/>
         </w:rPr>
-        <w:t>Odd</w:t>
-      </w:r>
-      <w:r>
-        <w:rPr>
-          <w:i/>
-          <w:iCs/>
-          <w:sz w:val="20"/>
-          <w:szCs w:val="20"/>
-        </w:rPr>
-        <w:t>-year p</w:t>
+        <w:t>Odd-year p</w:t>
       </w:r>
       <w:r>
         <w:rPr>
@@ -543,16 +534,7 @@
           <w:sz w:val="20"/>
           <w:szCs w:val="20"/>
         </w:rPr>
-        <w:t>from 1960 to 202</w:t>
-      </w:r>
-      <w:r>
-        <w:rPr>
-          <w:i/>
-          <w:iCs/>
-          <w:sz w:val="20"/>
-          <w:szCs w:val="20"/>
-        </w:rPr>
-        <w:t>3</w:t>
+        <w:t>from 1960 to 2023</w:t>
       </w:r>
       <w:r>
         <w:rPr>
@@ -1318,7 +1300,15 @@
         <w:t>Causal Inference: The Mixtape.</w:t>
       </w:r>
       <w:r>
-        <w:t xml:space="preserve"> Yale University Press, 352 pp.</w:t>
+        <w:t xml:space="preserve"> Yale University Press, 352 </w:t>
+      </w:r>
+      <w:proofErr w:type="gramStart"/>
+      <w:r>
+        <w:t>pp</w:t>
+      </w:r>
+      <w:proofErr w:type="gramEnd"/>
+      <w:r>
+        <w:t>.</w:t>
       </w:r>
     </w:p>
     <w:p>
@@ -1337,7 +1327,15 @@
         <w:t>Straying rates of pink salmon into the Indian River, Sitka National Historical Park. Final Report – ADF&amp;G Permit # SF2015-225.</w:t>
       </w:r>
       <w:r>
-        <w:t xml:space="preserve"> National Park Service, 11 pp.</w:t>
+        <w:t xml:space="preserve"> National Park Service, 11 </w:t>
+      </w:r>
+      <w:proofErr w:type="gramStart"/>
+      <w:r>
+        <w:t>pp</w:t>
+      </w:r>
+      <w:proofErr w:type="gramEnd"/>
+      <w:r>
+        <w:t>.</w:t>
       </w:r>
     </w:p>
     <w:p>
@@ -1406,8 +1404,17 @@
           <w:i/>
           <w:iCs/>
         </w:rPr>
-        <w:t>Oncorhynchus gorbuscha</w:t>
-      </w:r>
+        <w:t xml:space="preserve">Oncorhynchus </w:t>
+      </w:r>
+      <w:proofErr w:type="spellStart"/>
+      <w:r>
+        <w:rPr>
+          <w:i/>
+          <w:iCs/>
+        </w:rPr>
+        <w:t>gorbuscha</w:t>
+      </w:r>
+      <w:proofErr w:type="spellEnd"/>
       <w:r>
         <w:t xml:space="preserve">) in an Alaskan stream. </w:t>
       </w:r>
@@ -1424,7 +1431,15 @@
         <w:ind w:left="720" w:hanging="720"/>
       </w:pPr>
       <w:r>
-        <w:t xml:space="preserve">Miller, K. M., S. J. Perles, J. P. Schmit, E. R. Matthews, A. S. Weed, J. A. Comiskey, M. R. Marshall, P. Nelson, N. A. Fisichelli. 2023. </w:t>
+        <w:t xml:space="preserve">Miller, K. M., S. J. Perles, J. P. Schmit, E. R. Matthews, A. S. Weed, J. A. Comiskey, M. R. Marshall, P. Nelson, N. A. </w:t>
+      </w:r>
+      <w:proofErr w:type="spellStart"/>
+      <w:r>
+        <w:t>Fisichelli</w:t>
+      </w:r>
+      <w:proofErr w:type="spellEnd"/>
+      <w:r>
+        <w:t xml:space="preserve">. 2023. </w:t>
       </w:r>
       <w:r>
         <w:t>Overabundant deer and invasive plants drive widespread regeneration debt in eastern United States national parks.</w:t>
@@ -1452,7 +1467,15 @@
         <w:ind w:left="720" w:hanging="720"/>
       </w:pPr>
       <w:r>
-        <w:t xml:space="preserve">Moore, J. H., L. Gibson, Z. Amir, W. Chanthorn, A. H. Ahmad, P. A. Jansen, C. P. Mendes, M. Onuma, C. A. Peres, M. S. Luskin. 2023. The rise of hyperabundant native generalists threatens both humans and nature. </w:t>
+        <w:t xml:space="preserve">Moore, J. H., L. Gibson, Z. Amir, W. </w:t>
+      </w:r>
+      <w:proofErr w:type="spellStart"/>
+      <w:r>
+        <w:t>Chanthorn</w:t>
+      </w:r>
+      <w:proofErr w:type="spellEnd"/>
+      <w:r>
+        <w:t xml:space="preserve">, A. H. Ahmad, P. A. Jansen, C. P. Mendes, M. Onuma, C. A. Peres, M. S. Luskin. 2023. The rise of hyperabundant native generalists threatens both humans and nature. </w:t>
       </w:r>
       <w:r>
         <w:rPr>
@@ -1533,7 +1556,15 @@
         <w:t>The Behavior and Ecology of Pacific Salmon and Trout, Second Edition.</w:t>
       </w:r>
       <w:r>
-        <w:t xml:space="preserve"> University of Washington Press, 547 pp.</w:t>
+        <w:t xml:space="preserve"> University of Washington Press, 547 </w:t>
+      </w:r>
+      <w:proofErr w:type="gramStart"/>
+      <w:r>
+        <w:t>pp</w:t>
+      </w:r>
+      <w:proofErr w:type="gramEnd"/>
+      <w:r>
+        <w:t>.</w:t>
       </w:r>
     </w:p>
     <w:p>
@@ -1541,8 +1572,13 @@
         <w:spacing w:line="240" w:lineRule="auto"/>
         <w:ind w:left="720" w:hanging="720"/>
       </w:pPr>
-      <w:r>
-        <w:t xml:space="preserve">Sambaraju, K. R., D. W. Goodman. 2021. Mountain pine beetle: an example of a climate-driven eruptive insect impacting conifer forest ecosystems. </w:t>
+      <w:proofErr w:type="spellStart"/>
+      <w:r>
+        <w:t>Sambaraju</w:t>
+      </w:r>
+      <w:proofErr w:type="spellEnd"/>
+      <w:r>
+        <w:t xml:space="preserve">, K. R., D. W. Goodman. 2021. Mountain pine beetle: an example of a climate-driven eruptive insect impacting conifer forest ecosystems. </w:t>
       </w:r>
       <w:r>
         <w:rPr>
@@ -1606,7 +1642,15 @@
         <w:ind w:left="720" w:hanging="720"/>
       </w:pPr>
       <w:r>
-        <w:t xml:space="preserve">Sergeant, C. J., J. R. Bellmore, R. A. Bellmore, J. A. Falke, F. J. Mueter, and P. A. H. Westley. 2023. Hypoxia vulnerability in the salmon watersheds of Southeast Alaska. </w:t>
+        <w:t xml:space="preserve">Sergeant, C. J., J. R. Bellmore, R. A. Bellmore, J. A. Falke, F. J. </w:t>
+      </w:r>
+      <w:proofErr w:type="spellStart"/>
+      <w:r>
+        <w:t>Mueter</w:t>
+      </w:r>
+      <w:proofErr w:type="spellEnd"/>
+      <w:r>
+        <w:t xml:space="preserve">, and P. A. H. Westley. 2023. Hypoxia vulnerability in the salmon watersheds of Southeast Alaska. </w:t>
       </w:r>
       <w:r>
         <w:rPr>
@@ -1622,7 +1666,15 @@
         <w:t xml:space="preserve"> </w:t>
       </w:r>
       <w:r>
-        <w:t>12pp.</w:t>
+        <w:t>12</w:t>
+      </w:r>
+      <w:proofErr w:type="gramStart"/>
+      <w:r>
+        <w:t>pp</w:t>
+      </w:r>
+      <w:proofErr w:type="gramEnd"/>
+      <w:r>
+        <w:t>.</w:t>
       </w:r>
     </w:p>
     <w:p>
@@ -1634,8 +1686,13 @@
           <w:iCs/>
         </w:rPr>
       </w:pPr>
-      <w:r>
-        <w:t xml:space="preserve">Stopha, M. 2015. </w:t>
+      <w:proofErr w:type="spellStart"/>
+      <w:r>
+        <w:t>Stopha</w:t>
+      </w:r>
+      <w:proofErr w:type="spellEnd"/>
+      <w:r>
+        <w:t xml:space="preserve">, M. 2015. </w:t>
       </w:r>
       <w:r>
         <w:rPr>
@@ -1648,7 +1705,15 @@
         <w:t>Alaska Department of Fish and Game, Division of Commercial Fisheries,</w:t>
       </w:r>
       <w:r>
-        <w:t xml:space="preserve"> 42 pp.</w:t>
+        <w:t xml:space="preserve"> 42 </w:t>
+      </w:r>
+      <w:proofErr w:type="gramStart"/>
+      <w:r>
+        <w:t>pp</w:t>
+      </w:r>
+      <w:proofErr w:type="gramEnd"/>
+      <w:r>
+        <w:t>.</w:t>
       </w:r>
     </w:p>
     <w:p>
@@ -1667,7 +1732,15 @@
         <w:t>Traditional Tlingit Use of Sitka National Historical Park</w:t>
       </w:r>
       <w:r>
-        <w:t>. National Park Service, 170 pp.</w:t>
+        <w:t xml:space="preserve">. National Park Service, 170 </w:t>
+      </w:r>
+      <w:proofErr w:type="gramStart"/>
+      <w:r>
+        <w:t>pp</w:t>
+      </w:r>
+      <w:proofErr w:type="gramEnd"/>
+      <w:r>
+        <w:t>.</w:t>
       </w:r>
     </w:p>
     <w:p>
@@ -1707,7 +1780,15 @@
         <w:t xml:space="preserve">Van Alen, B. W. 2000. Status and Stewardship of Salmon Stocks in Southeast Alaska. In E. E. Knudsen, Steward, C. R., MacDonald, D. D., Williams, J. E., Reiser, D. W. </w:t>
       </w:r>
       <w:r>
-        <w:t>Sustainable Fisheries Managemnt – Pacific Salmon,</w:t>
+        <w:t xml:space="preserve">Sustainable Fisheries </w:t>
+      </w:r>
+      <w:proofErr w:type="spellStart"/>
+      <w:r>
+        <w:t>Managemnt</w:t>
+      </w:r>
+      <w:proofErr w:type="spellEnd"/>
+      <w:r>
+        <w:t xml:space="preserve"> – Pacific Salmon,</w:t>
       </w:r>
       <w:r>
         <w:t xml:space="preserve"> 161-193. Lewis Publishers.</w:t>

--- a/output/writing/DissertationChapter/Ch1_figs&refs.docx
+++ b/output/writing/DissertationChapter/Ch1_figs&refs.docx
@@ -626,13 +626,46 @@
         </w:rPr>
         <w:t xml:space="preserve"> (km), then log transformed and standardized at the level of each stream</w:t>
       </w:r>
-      <w:r>
-        <w:rPr>
-          <w:i/>
-          <w:iCs/>
-          <w:sz w:val="20"/>
-          <w:szCs w:val="20"/>
-        </w:rPr>
+    </w:p>
+    <w:p>
+      <w:pPr>
+        <w:rPr>
+          <w:i/>
+          <w:iCs/>
+          <w:sz w:val="20"/>
+          <w:szCs w:val="20"/>
+        </w:rPr>
+      </w:pPr>
+      <w:r>
+        <w:rPr>
+          <w:i/>
+          <w:iCs/>
+          <w:sz w:val="20"/>
+          <w:szCs w:val="20"/>
+        </w:rPr>
+        <w:br w:type="page"/>
+      </w:r>
+    </w:p>
+    <w:p>
+      <w:pPr>
+        <w:pStyle w:val="ListParagraph"/>
+        <w:spacing w:after="0" w:line="240" w:lineRule="auto"/>
+        <w:ind w:left="360"/>
+        <w:rPr>
+          <w:i/>
+          <w:iCs/>
+          <w:sz w:val="20"/>
+          <w:szCs w:val="20"/>
+        </w:rPr>
+      </w:pPr>
+      <w:r>
+        <w:rPr>
+          <w:i/>
+          <w:iCs/>
+          <w:sz w:val="20"/>
+          <w:szCs w:val="20"/>
+        </w:rPr>
+        <w:lastRenderedPageBreak/>
         <w:t>.</w:t>
       </w:r>
     </w:p>

--- a/output/writing/DissertationChapter/Ch1_figs&refs.docx
+++ b/output/writing/DissertationChapter/Ch1_figs&refs.docx
@@ -678,15 +678,6 @@
           <w:szCs w:val="20"/>
         </w:rPr>
       </w:pPr>
-      <w:r>
-        <w:rPr>
-          <w:i/>
-          <w:iCs/>
-          <w:sz w:val="20"/>
-          <w:szCs w:val="20"/>
-        </w:rPr>
-        <w:br w:type="page"/>
-      </w:r>
     </w:p>
     <w:p>
       <w:pPr>
@@ -702,7 +693,6 @@
           <w:bCs/>
           <w:noProof/>
         </w:rPr>
-        <w:lastRenderedPageBreak/>
         <w:drawing>
           <wp:inline distT="0" distB="0" distL="0" distR="0" wp14:anchorId="1E7CEB6B" wp14:editId="12E0CDA4">
             <wp:extent cx="5943600" cy="3962400"/>
@@ -1105,6 +1095,258 @@
         </w:rPr>
         <w:br w:type="page"/>
       </w:r>
+      <w:r>
+        <w:rPr>
+          <w:sz w:val="20"/>
+          <w:szCs w:val="20"/>
+        </w:rPr>
+        <w:lastRenderedPageBreak/>
+        <w:drawing>
+          <wp:inline distT="0" distB="0" distL="0" distR="0" wp14:anchorId="314270D1" wp14:editId="77A1070B">
+            <wp:extent cx="6182962" cy="3643952"/>
+            <wp:effectExtent l="0" t="0" r="8890" b="0"/>
+            <wp:docPr id="1637114464" name="Picture 1" descr="The image displays a table comparing the Indian River's regional abundance for even and odd years, presenting statistical results such as autocorrelation function, F-test for variance, t-test for means, and Welch's t-test for trends, indicating significant differences in certain cases.&#10;&#10;AI-generated content may be incorrect."/>
+            <wp:cNvGraphicFramePr>
+              <a:graphicFrameLocks xmlns:a="http://schemas.openxmlformats.org/drawingml/2006/main" noChangeAspect="1"/>
+            </wp:cNvGraphicFramePr>
+            <a:graphic xmlns:a="http://schemas.openxmlformats.org/drawingml/2006/main">
+              <a:graphicData uri="http://schemas.openxmlformats.org/drawingml/2006/picture">
+                <pic:pic xmlns:pic="http://schemas.openxmlformats.org/drawingml/2006/picture">
+                  <pic:nvPicPr>
+                    <pic:cNvPr id="1637114464" name="Picture 1" descr="The image displays a table comparing the Indian River's regional abundance for even and odd years, presenting statistical results such as autocorrelation function, F-test for variance, t-test for means, and Welch's t-test for trends, indicating significant differences in certain cases.&#10;&#10;AI-generated content may be incorrect."/>
+                    <pic:cNvPicPr/>
+                  </pic:nvPicPr>
+                  <pic:blipFill>
+                    <a:blip r:embed="rId10"/>
+                    <a:stretch>
+                      <a:fillRect/>
+                    </a:stretch>
+                  </pic:blipFill>
+                  <pic:spPr>
+                    <a:xfrm>
+                      <a:off x="0" y="0"/>
+                      <a:ext cx="6223385" cy="3667775"/>
+                    </a:xfrm>
+                    <a:prstGeom prst="rect">
+                      <a:avLst/>
+                    </a:prstGeom>
+                  </pic:spPr>
+                </pic:pic>
+              </a:graphicData>
+            </a:graphic>
+          </wp:inline>
+        </w:drawing>
+      </w:r>
+    </w:p>
+    <w:p>
+      <w:pPr>
+        <w:rPr>
+          <w:i/>
+          <w:iCs/>
+          <w:sz w:val="20"/>
+          <w:szCs w:val="20"/>
+        </w:rPr>
+      </w:pPr>
+      <w:r>
+        <w:rPr>
+          <w:i/>
+          <w:iCs/>
+          <w:sz w:val="20"/>
+          <w:szCs w:val="20"/>
+        </w:rPr>
+        <w:t>Table 1</w:t>
+      </w:r>
+      <w:r>
+        <w:rPr>
+          <w:i/>
+          <w:iCs/>
+          <w:sz w:val="20"/>
+          <w:szCs w:val="20"/>
+        </w:rPr>
+        <w:t xml:space="preserve">: </w:t>
+      </w:r>
+      <w:r>
+        <w:rPr>
+          <w:i/>
+          <w:iCs/>
+          <w:sz w:val="20"/>
+          <w:szCs w:val="20"/>
+        </w:rPr>
+        <w:t xml:space="preserve">Statistical test results comparing time series data. Each column describes a comparison between fitted states of Indian River pink salmon abundance to fitted states of an “average” pink salmon index stream in ADFG’s </w:t>
+      </w:r>
+      <w:r>
+        <w:rPr>
+          <w:i/>
+          <w:iCs/>
+          <w:sz w:val="20"/>
+          <w:szCs w:val="20"/>
+        </w:rPr>
+        <w:t>‘</w:t>
+      </w:r>
+      <w:r>
+        <w:rPr>
+          <w:i/>
+          <w:iCs/>
+          <w:sz w:val="20"/>
+          <w:szCs w:val="20"/>
+        </w:rPr>
+        <w:t>north southeast (outside)</w:t>
+      </w:r>
+      <w:r>
+        <w:rPr>
+          <w:i/>
+          <w:iCs/>
+          <w:sz w:val="20"/>
+          <w:szCs w:val="20"/>
+        </w:rPr>
+        <w:t>’</w:t>
+      </w:r>
+      <w:r>
+        <w:rPr>
+          <w:i/>
+          <w:iCs/>
+          <w:sz w:val="20"/>
+          <w:szCs w:val="20"/>
+        </w:rPr>
+        <w:t xml:space="preserve"> region. </w:t>
+      </w:r>
+    </w:p>
+    <w:p>
+      <w:pPr>
+        <w:rPr>
+          <w:i/>
+          <w:iCs/>
+          <w:sz w:val="20"/>
+          <w:szCs w:val="20"/>
+        </w:rPr>
+      </w:pPr>
+      <w:r>
+        <w:rPr>
+          <w:i/>
+          <w:iCs/>
+          <w:sz w:val="20"/>
+          <w:szCs w:val="20"/>
+        </w:rPr>
+        <w:br w:type="page"/>
+      </w:r>
+    </w:p>
+    <w:p>
+      <w:pPr>
+        <w:rPr>
+          <w:sz w:val="20"/>
+          <w:szCs w:val="20"/>
+        </w:rPr>
+      </w:pPr>
+      <w:r>
+        <w:rPr>
+          <w:noProof/>
+          <w:sz w:val="20"/>
+          <w:szCs w:val="20"/>
+        </w:rPr>
+        <w:lastRenderedPageBreak/>
+        <w:drawing>
+          <wp:inline distT="0" distB="0" distL="0" distR="0" wp14:anchorId="36821689" wp14:editId="1DC3A914">
+            <wp:extent cx="5937885" cy="3265805"/>
+            <wp:effectExtent l="0" t="0" r="5715" b="0"/>
+            <wp:docPr id="453359394" name="Picture 1"/>
+            <wp:cNvGraphicFramePr>
+              <a:graphicFrameLocks xmlns:a="http://schemas.openxmlformats.org/drawingml/2006/main" noChangeAspect="1"/>
+            </wp:cNvGraphicFramePr>
+            <a:graphic xmlns:a="http://schemas.openxmlformats.org/drawingml/2006/main">
+              <a:graphicData uri="http://schemas.openxmlformats.org/drawingml/2006/picture">
+                <pic:pic xmlns:pic="http://schemas.openxmlformats.org/drawingml/2006/picture">
+                  <pic:nvPicPr>
+                    <pic:cNvPr id="0" name="Picture 1"/>
+                    <pic:cNvPicPr>
+                      <a:picLocks noChangeAspect="1" noChangeArrowheads="1"/>
+                    </pic:cNvPicPr>
+                  </pic:nvPicPr>
+                  <pic:blipFill>
+                    <a:blip r:embed="rId11" cstate="print">
+                      <a:extLst>
+                        <a:ext uri="{28A0092B-C50C-407E-A947-70E740481C1C}">
+                          <a14:useLocalDpi xmlns:a14="http://schemas.microsoft.com/office/drawing/2010/main" val="0"/>
+                        </a:ext>
+                      </a:extLst>
+                    </a:blip>
+                    <a:srcRect/>
+                    <a:stretch>
+                      <a:fillRect/>
+                    </a:stretch>
+                  </pic:blipFill>
+                  <pic:spPr bwMode="auto">
+                    <a:xfrm>
+                      <a:off x="0" y="0"/>
+                      <a:ext cx="5937885" cy="3265805"/>
+                    </a:xfrm>
+                    <a:prstGeom prst="rect">
+                      <a:avLst/>
+                    </a:prstGeom>
+                    <a:noFill/>
+                    <a:ln>
+                      <a:noFill/>
+                    </a:ln>
+                  </pic:spPr>
+                </pic:pic>
+              </a:graphicData>
+            </a:graphic>
+          </wp:inline>
+        </w:drawing>
+      </w:r>
+    </w:p>
+    <w:p>
+      <w:pPr>
+        <w:rPr>
+          <w:i/>
+          <w:iCs/>
+          <w:sz w:val="20"/>
+          <w:szCs w:val="20"/>
+        </w:rPr>
+      </w:pPr>
+      <w:r>
+        <w:rPr>
+          <w:i/>
+          <w:iCs/>
+          <w:sz w:val="20"/>
+          <w:szCs w:val="20"/>
+        </w:rPr>
+        <w:t xml:space="preserve">Table </w:t>
+      </w:r>
+      <w:r>
+        <w:rPr>
+          <w:i/>
+          <w:iCs/>
+          <w:sz w:val="20"/>
+          <w:szCs w:val="20"/>
+        </w:rPr>
+        <w:t>2</w:t>
+      </w:r>
+      <w:r>
+        <w:rPr>
+          <w:i/>
+          <w:iCs/>
+          <w:sz w:val="20"/>
+          <w:szCs w:val="20"/>
+        </w:rPr>
+        <w:t xml:space="preserve">: </w:t>
+      </w:r>
+      <w:r>
+        <w:rPr>
+          <w:i/>
+          <w:iCs/>
+          <w:sz w:val="20"/>
+          <w:szCs w:val="20"/>
+        </w:rPr>
+        <w:t>Event studies evaluating the effect of Indian River on pink salmon abundances during pre-treatment periods. Parallel trends assumption holds in all cases except for even-year runs prior to 1980. It is necessary to construct a synthetic control group for this model.</w:t>
+      </w:r>
+    </w:p>
+    <w:p>
+      <w:pPr>
+        <w:rPr>
+          <w:sz w:val="20"/>
+          <w:szCs w:val="20"/>
+        </w:rPr>
+      </w:pPr>
     </w:p>
     <w:p>
       <w:pPr>
@@ -1134,7 +1376,7 @@
                     </pic:cNvPicPr>
                   </pic:nvPicPr>
                   <pic:blipFill>
-                    <a:blip r:embed="rId10" cstate="print">
+                    <a:blip r:embed="rId12" cstate="print">
                       <a:extLst>
                         <a:ext uri="{28A0092B-C50C-407E-A947-70E740481C1C}">
                           <a14:useLocalDpi xmlns:a14="http://schemas.microsoft.com/office/drawing/2010/main" val="0"/>
@@ -1196,7 +1438,16 @@
           <w:sz w:val="20"/>
           <w:szCs w:val="20"/>
         </w:rPr>
-        <w:t>Table 1</w:t>
+        <w:t xml:space="preserve">Table </w:t>
+      </w:r>
+      <w:r>
+        <w:rPr>
+          <w:i/>
+          <w:iCs/>
+          <w:sz w:val="20"/>
+          <w:szCs w:val="20"/>
+        </w:rPr>
+        <w:t>3</w:t>
       </w:r>
       <w:r>
         <w:rPr>
@@ -1266,7 +1517,7 @@
       <w:r>
         <w:t xml:space="preserve">Alaska Department of Fish and Game. 2024a. Commercial Salmon Fisheries – Southeast Alaska &amp; Yakutat Research: Pink Salmon. Available at: </w:t>
       </w:r>
-      <w:hyperlink r:id="rId11" w:history="1">
+      <w:hyperlink r:id="rId13" w:history="1">
         <w:r>
           <w:rPr>
             <w:rStyle w:val="Hyperlink"/>
@@ -1286,7 +1537,7 @@
       <w:r>
         <w:t xml:space="preserve">Alaska Department of Fish and Game. 2024b. Mark Recovery Laboratory – Otolith Marking. Available at: </w:t>
       </w:r>
-      <w:hyperlink r:id="rId12" w:history="1">
+      <w:hyperlink r:id="rId14" w:history="1">
         <w:r>
           <w:rPr>
             <w:rStyle w:val="Hyperlink"/>
@@ -1333,15 +1584,7 @@
         <w:t>Causal Inference: The Mixtape.</w:t>
       </w:r>
       <w:r>
-        <w:t xml:space="preserve"> Yale University Press, 352 </w:t>
-      </w:r>
-      <w:proofErr w:type="gramStart"/>
-      <w:r>
-        <w:t>pp</w:t>
-      </w:r>
-      <w:proofErr w:type="gramEnd"/>
-      <w:r>
-        <w:t>.</w:t>
+        <w:t xml:space="preserve"> Yale University Press, 352 pp.</w:t>
       </w:r>
     </w:p>
     <w:p>
@@ -1360,15 +1603,7 @@
         <w:t>Straying rates of pink salmon into the Indian River, Sitka National Historical Park. Final Report – ADF&amp;G Permit # SF2015-225.</w:t>
       </w:r>
       <w:r>
-        <w:t xml:space="preserve"> National Park Service, 11 </w:t>
-      </w:r>
-      <w:proofErr w:type="gramStart"/>
-      <w:r>
-        <w:t>pp</w:t>
-      </w:r>
-      <w:proofErr w:type="gramEnd"/>
-      <w:r>
-        <w:t>.</w:t>
+        <w:t xml:space="preserve"> National Park Service, 11 pp.</w:t>
       </w:r>
     </w:p>
     <w:p>
@@ -1437,17 +1672,8 @@
           <w:i/>
           <w:iCs/>
         </w:rPr>
-        <w:t xml:space="preserve">Oncorhynchus </w:t>
-      </w:r>
-      <w:proofErr w:type="spellStart"/>
-      <w:r>
-        <w:rPr>
-          <w:i/>
-          <w:iCs/>
-        </w:rPr>
-        <w:t>gorbuscha</w:t>
-      </w:r>
-      <w:proofErr w:type="spellEnd"/>
+        <w:t>Oncorhynchus gorbuscha</w:t>
+      </w:r>
       <w:r>
         <w:t xml:space="preserve">) in an Alaskan stream. </w:t>
       </w:r>
@@ -1464,15 +1690,7 @@
         <w:ind w:left="720" w:hanging="720"/>
       </w:pPr>
       <w:r>
-        <w:t xml:space="preserve">Miller, K. M., S. J. Perles, J. P. Schmit, E. R. Matthews, A. S. Weed, J. A. Comiskey, M. R. Marshall, P. Nelson, N. A. </w:t>
-      </w:r>
-      <w:proofErr w:type="spellStart"/>
-      <w:r>
-        <w:t>Fisichelli</w:t>
-      </w:r>
-      <w:proofErr w:type="spellEnd"/>
-      <w:r>
-        <w:t xml:space="preserve">. 2023. </w:t>
+        <w:t xml:space="preserve">Miller, K. M., S. J. Perles, J. P. Schmit, E. R. Matthews, A. S. Weed, J. A. Comiskey, M. R. Marshall, P. Nelson, N. A. Fisichelli. 2023. </w:t>
       </w:r>
       <w:r>
         <w:t>Overabundant deer and invasive plants drive widespread regeneration debt in eastern United States national parks.</w:t>
@@ -1500,15 +1718,7 @@
         <w:ind w:left="720" w:hanging="720"/>
       </w:pPr>
       <w:r>
-        <w:t xml:space="preserve">Moore, J. H., L. Gibson, Z. Amir, W. </w:t>
-      </w:r>
-      <w:proofErr w:type="spellStart"/>
-      <w:r>
-        <w:t>Chanthorn</w:t>
-      </w:r>
-      <w:proofErr w:type="spellEnd"/>
-      <w:r>
-        <w:t xml:space="preserve">, A. H. Ahmad, P. A. Jansen, C. P. Mendes, M. Onuma, C. A. Peres, M. S. Luskin. 2023. The rise of hyperabundant native generalists threatens both humans and nature. </w:t>
+        <w:t xml:space="preserve">Moore, J. H., L. Gibson, Z. Amir, W. Chanthorn, A. H. Ahmad, P. A. Jansen, C. P. Mendes, M. Onuma, C. A. Peres, M. S. Luskin. 2023. The rise of hyperabundant native generalists threatens both humans and nature. </w:t>
       </w:r>
       <w:r>
         <w:rPr>
@@ -1529,7 +1739,7 @@
       <w:r>
         <w:t xml:space="preserve">National Park Service. 2025a. Organic Act of 1916. Available at: </w:t>
       </w:r>
-      <w:hyperlink r:id="rId13" w:history="1">
+      <w:hyperlink r:id="rId15" w:history="1">
         <w:r>
           <w:rPr>
             <w:rStyle w:val="Hyperlink"/>
@@ -1553,7 +1763,7 @@
       <w:r>
         <w:t xml:space="preserve">National Park Service. 2025b. Sitka National Historical Park. Available at: </w:t>
       </w:r>
-      <w:hyperlink r:id="rId14" w:history="1">
+      <w:hyperlink r:id="rId16" w:history="1">
         <w:r>
           <w:rPr>
             <w:rStyle w:val="Hyperlink"/>
@@ -1589,15 +1799,7 @@
         <w:t>The Behavior and Ecology of Pacific Salmon and Trout, Second Edition.</w:t>
       </w:r>
       <w:r>
-        <w:t xml:space="preserve"> University of Washington Press, 547 </w:t>
-      </w:r>
-      <w:proofErr w:type="gramStart"/>
-      <w:r>
-        <w:t>pp</w:t>
-      </w:r>
-      <w:proofErr w:type="gramEnd"/>
-      <w:r>
-        <w:t>.</w:t>
+        <w:t xml:space="preserve"> University of Washington Press, 547 pp.</w:t>
       </w:r>
     </w:p>
     <w:p>
@@ -1605,13 +1807,8 @@
         <w:spacing w:line="240" w:lineRule="auto"/>
         <w:ind w:left="720" w:hanging="720"/>
       </w:pPr>
-      <w:proofErr w:type="spellStart"/>
-      <w:r>
-        <w:t>Sambaraju</w:t>
-      </w:r>
-      <w:proofErr w:type="spellEnd"/>
-      <w:r>
-        <w:t xml:space="preserve">, K. R., D. W. Goodman. 2021. Mountain pine beetle: an example of a climate-driven eruptive insect impacting conifer forest ecosystems. </w:t>
+      <w:r>
+        <w:t xml:space="preserve">Sambaraju, K. R., D. W. Goodman. 2021. Mountain pine beetle: an example of a climate-driven eruptive insect impacting conifer forest ecosystems. </w:t>
       </w:r>
       <w:r>
         <w:rPr>
@@ -1675,15 +1872,7 @@
         <w:ind w:left="720" w:hanging="720"/>
       </w:pPr>
       <w:r>
-        <w:t xml:space="preserve">Sergeant, C. J., J. R. Bellmore, R. A. Bellmore, J. A. Falke, F. J. </w:t>
-      </w:r>
-      <w:proofErr w:type="spellStart"/>
-      <w:r>
-        <w:t>Mueter</w:t>
-      </w:r>
-      <w:proofErr w:type="spellEnd"/>
-      <w:r>
-        <w:t xml:space="preserve">, and P. A. H. Westley. 2023. Hypoxia vulnerability in the salmon watersheds of Southeast Alaska. </w:t>
+        <w:t xml:space="preserve">Sergeant, C. J., J. R. Bellmore, R. A. Bellmore, J. A. Falke, F. J. Mueter, and P. A. H. Westley. 2023. Hypoxia vulnerability in the salmon watersheds of Southeast Alaska. </w:t>
       </w:r>
       <w:r>
         <w:rPr>
@@ -1699,15 +1888,7 @@
         <w:t xml:space="preserve"> </w:t>
       </w:r>
       <w:r>
-        <w:t>12</w:t>
-      </w:r>
-      <w:proofErr w:type="gramStart"/>
-      <w:r>
-        <w:t>pp</w:t>
-      </w:r>
-      <w:proofErr w:type="gramEnd"/>
-      <w:r>
-        <w:t>.</w:t>
+        <w:t>12pp.</w:t>
       </w:r>
     </w:p>
     <w:p>
@@ -1719,13 +1900,8 @@
           <w:iCs/>
         </w:rPr>
       </w:pPr>
-      <w:proofErr w:type="spellStart"/>
-      <w:r>
-        <w:t>Stopha</w:t>
-      </w:r>
-      <w:proofErr w:type="spellEnd"/>
-      <w:r>
-        <w:t xml:space="preserve">, M. 2015. </w:t>
+      <w:r>
+        <w:t xml:space="preserve">Stopha, M. 2015. </w:t>
       </w:r>
       <w:r>
         <w:rPr>
@@ -1738,15 +1914,7 @@
         <w:t>Alaska Department of Fish and Game, Division of Commercial Fisheries,</w:t>
       </w:r>
       <w:r>
-        <w:t xml:space="preserve"> 42 </w:t>
-      </w:r>
-      <w:proofErr w:type="gramStart"/>
-      <w:r>
-        <w:t>pp</w:t>
-      </w:r>
-      <w:proofErr w:type="gramEnd"/>
-      <w:r>
-        <w:t>.</w:t>
+        <w:t xml:space="preserve"> 42 pp.</w:t>
       </w:r>
     </w:p>
     <w:p>
@@ -1765,15 +1933,7 @@
         <w:t>Traditional Tlingit Use of Sitka National Historical Park</w:t>
       </w:r>
       <w:r>
-        <w:t xml:space="preserve">. National Park Service, 170 </w:t>
-      </w:r>
-      <w:proofErr w:type="gramStart"/>
-      <w:r>
-        <w:t>pp</w:t>
-      </w:r>
-      <w:proofErr w:type="gramEnd"/>
-      <w:r>
-        <w:t>.</w:t>
+        <w:t>. National Park Service, 170 pp.</w:t>
       </w:r>
     </w:p>
     <w:p>
@@ -1813,15 +1973,7 @@
         <w:t xml:space="preserve">Van Alen, B. W. 2000. Status and Stewardship of Salmon Stocks in Southeast Alaska. In E. E. Knudsen, Steward, C. R., MacDonald, D. D., Williams, J. E., Reiser, D. W. </w:t>
       </w:r>
       <w:r>
-        <w:t xml:space="preserve">Sustainable Fisheries </w:t>
-      </w:r>
-      <w:proofErr w:type="spellStart"/>
-      <w:r>
-        <w:t>Managemnt</w:t>
-      </w:r>
-      <w:proofErr w:type="spellEnd"/>
-      <w:r>
-        <w:t xml:space="preserve"> – Pacific Salmon,</w:t>
+        <w:t>Sustainable Fisheries Managemnt – Pacific Salmon,</w:t>
       </w:r>
       <w:r>
         <w:t xml:space="preserve"> 161-193. Lewis Publishers.</w:t>

--- a/output/writing/DissertationChapter/Ch1_figs&refs.docx
+++ b/output/writing/DissertationChapter/Ch1_figs&refs.docx
@@ -1097,6 +1097,7 @@
       </w:r>
       <w:r>
         <w:rPr>
+          <w:noProof/>
           <w:sz w:val="20"/>
           <w:szCs w:val="20"/>
         </w:rPr>
@@ -1181,25 +1182,7 @@
           <w:sz w:val="20"/>
           <w:szCs w:val="20"/>
         </w:rPr>
-        <w:t>‘</w:t>
-      </w:r>
-      <w:r>
-        <w:rPr>
-          <w:i/>
-          <w:iCs/>
-          <w:sz w:val="20"/>
-          <w:szCs w:val="20"/>
-        </w:rPr>
-        <w:t>north southeast (outside)</w:t>
-      </w:r>
-      <w:r>
-        <w:rPr>
-          <w:i/>
-          <w:iCs/>
-          <w:sz w:val="20"/>
-          <w:szCs w:val="20"/>
-        </w:rPr>
-        <w:t>’</w:t>
+        <w:t>‘north southeast (outside)’</w:t>
       </w:r>
       <w:r>
         <w:rPr>
@@ -1319,25 +1302,7 @@
           <w:sz w:val="20"/>
           <w:szCs w:val="20"/>
         </w:rPr>
-        <w:t>2</w:t>
-      </w:r>
-      <w:r>
-        <w:rPr>
-          <w:i/>
-          <w:iCs/>
-          <w:sz w:val="20"/>
-          <w:szCs w:val="20"/>
-        </w:rPr>
-        <w:t xml:space="preserve">: </w:t>
-      </w:r>
-      <w:r>
-        <w:rPr>
-          <w:i/>
-          <w:iCs/>
-          <w:sz w:val="20"/>
-          <w:szCs w:val="20"/>
-        </w:rPr>
-        <w:t>Event studies evaluating the effect of Indian River on pink salmon abundances during pre-treatment periods. Parallel trends assumption holds in all cases except for even-year runs prior to 1980. It is necessary to construct a synthetic control group for this model.</w:t>
+        <w:t>2: Event studies evaluating the effect of Indian River on pink salmon abundances during pre-treatment periods. Parallel trends assumption holds in all cases except for even-year runs prior to 1980. It is necessary to construct a synthetic control group for this model.</w:t>
       </w:r>
     </w:p>
     <w:p>
@@ -1359,10 +1324,10 @@
         </w:rPr>
         <w:lastRenderedPageBreak/>
         <w:drawing>
-          <wp:inline distT="0" distB="0" distL="0" distR="0" wp14:anchorId="4328B6B9" wp14:editId="32E48A22">
-            <wp:extent cx="5934075" cy="5353050"/>
+          <wp:inline distT="0" distB="0" distL="0" distR="0" wp14:anchorId="5DCAB4DC" wp14:editId="29346369">
+            <wp:extent cx="5934075" cy="4933950"/>
             <wp:effectExtent l="0" t="0" r="9525" b="0"/>
-            <wp:docPr id="1631591186" name="Picture 5"/>
+            <wp:docPr id="871421284" name="Picture 1"/>
             <wp:cNvGraphicFramePr>
               <a:graphicFrameLocks xmlns:a="http://schemas.openxmlformats.org/drawingml/2006/main" noChangeAspect="1"/>
             </wp:cNvGraphicFramePr>
@@ -1370,7 +1335,7 @@
               <a:graphicData uri="http://schemas.openxmlformats.org/drawingml/2006/picture">
                 <pic:pic xmlns:pic="http://schemas.openxmlformats.org/drawingml/2006/picture">
                   <pic:nvPicPr>
-                    <pic:cNvPr id="0" name="Picture 5"/>
+                    <pic:cNvPr id="0" name="Picture 1"/>
                     <pic:cNvPicPr>
                       <a:picLocks noChangeAspect="1" noChangeArrowheads="1"/>
                     </pic:cNvPicPr>
@@ -1391,7 +1356,7 @@
                   <pic:spPr bwMode="auto">
                     <a:xfrm>
                       <a:off x="0" y="0"/>
-                      <a:ext cx="5934075" cy="5353050"/>
+                      <a:ext cx="5934075" cy="4933950"/>
                     </a:xfrm>
                     <a:prstGeom prst="rect">
                       <a:avLst/>
@@ -1672,8 +1637,17 @@
           <w:i/>
           <w:iCs/>
         </w:rPr>
-        <w:t>Oncorhynchus gorbuscha</w:t>
-      </w:r>
+        <w:t xml:space="preserve">Oncorhynchus </w:t>
+      </w:r>
+      <w:proofErr w:type="spellStart"/>
+      <w:r>
+        <w:rPr>
+          <w:i/>
+          <w:iCs/>
+        </w:rPr>
+        <w:t>gorbuscha</w:t>
+      </w:r>
+      <w:proofErr w:type="spellEnd"/>
       <w:r>
         <w:t xml:space="preserve">) in an Alaskan stream. </w:t>
       </w:r>
@@ -1690,7 +1664,15 @@
         <w:ind w:left="720" w:hanging="720"/>
       </w:pPr>
       <w:r>
-        <w:t xml:space="preserve">Miller, K. M., S. J. Perles, J. P. Schmit, E. R. Matthews, A. S. Weed, J. A. Comiskey, M. R. Marshall, P. Nelson, N. A. Fisichelli. 2023. </w:t>
+        <w:t xml:space="preserve">Miller, K. M., S. J. Perles, J. P. Schmit, E. R. Matthews, A. S. Weed, J. A. Comiskey, M. R. Marshall, P. Nelson, N. A. </w:t>
+      </w:r>
+      <w:proofErr w:type="spellStart"/>
+      <w:r>
+        <w:t>Fisichelli</w:t>
+      </w:r>
+      <w:proofErr w:type="spellEnd"/>
+      <w:r>
+        <w:t xml:space="preserve">. 2023. </w:t>
       </w:r>
       <w:r>
         <w:t>Overabundant deer and invasive plants drive widespread regeneration debt in eastern United States national parks.</w:t>
@@ -1718,7 +1700,15 @@
         <w:ind w:left="720" w:hanging="720"/>
       </w:pPr>
       <w:r>
-        <w:t xml:space="preserve">Moore, J. H., L. Gibson, Z. Amir, W. Chanthorn, A. H. Ahmad, P. A. Jansen, C. P. Mendes, M. Onuma, C. A. Peres, M. S. Luskin. 2023. The rise of hyperabundant native generalists threatens both humans and nature. </w:t>
+        <w:t xml:space="preserve">Moore, J. H., L. Gibson, Z. Amir, W. </w:t>
+      </w:r>
+      <w:proofErr w:type="spellStart"/>
+      <w:r>
+        <w:t>Chanthorn</w:t>
+      </w:r>
+      <w:proofErr w:type="spellEnd"/>
+      <w:r>
+        <w:t xml:space="preserve">, A. H. Ahmad, P. A. Jansen, C. P. Mendes, M. Onuma, C. A. Peres, M. S. Luskin. 2023. The rise of hyperabundant native generalists threatens both humans and nature. </w:t>
       </w:r>
       <w:r>
         <w:rPr>
@@ -1807,8 +1797,13 @@
         <w:spacing w:line="240" w:lineRule="auto"/>
         <w:ind w:left="720" w:hanging="720"/>
       </w:pPr>
-      <w:r>
-        <w:t xml:space="preserve">Sambaraju, K. R., D. W. Goodman. 2021. Mountain pine beetle: an example of a climate-driven eruptive insect impacting conifer forest ecosystems. </w:t>
+      <w:proofErr w:type="spellStart"/>
+      <w:r>
+        <w:t>Sambaraju</w:t>
+      </w:r>
+      <w:proofErr w:type="spellEnd"/>
+      <w:r>
+        <w:t xml:space="preserve">, K. R., D. W. Goodman. 2021. Mountain pine beetle: an example of a climate-driven eruptive insect impacting conifer forest ecosystems. </w:t>
       </w:r>
       <w:r>
         <w:rPr>
@@ -1872,7 +1867,15 @@
         <w:ind w:left="720" w:hanging="720"/>
       </w:pPr>
       <w:r>
-        <w:t xml:space="preserve">Sergeant, C. J., J. R. Bellmore, R. A. Bellmore, J. A. Falke, F. J. Mueter, and P. A. H. Westley. 2023. Hypoxia vulnerability in the salmon watersheds of Southeast Alaska. </w:t>
+        <w:t xml:space="preserve">Sergeant, C. J., J. R. Bellmore, R. A. Bellmore, J. A. Falke, F. J. </w:t>
+      </w:r>
+      <w:proofErr w:type="spellStart"/>
+      <w:r>
+        <w:t>Mueter</w:t>
+      </w:r>
+      <w:proofErr w:type="spellEnd"/>
+      <w:r>
+        <w:t xml:space="preserve">, and P. A. H. Westley. 2023. Hypoxia vulnerability in the salmon watersheds of Southeast Alaska. </w:t>
       </w:r>
       <w:r>
         <w:rPr>
@@ -1900,8 +1903,13 @@
           <w:iCs/>
         </w:rPr>
       </w:pPr>
-      <w:r>
-        <w:t xml:space="preserve">Stopha, M. 2015. </w:t>
+      <w:proofErr w:type="spellStart"/>
+      <w:r>
+        <w:t>Stopha</w:t>
+      </w:r>
+      <w:proofErr w:type="spellEnd"/>
+      <w:r>
+        <w:t xml:space="preserve">, M. 2015. </w:t>
       </w:r>
       <w:r>
         <w:rPr>
@@ -1973,7 +1981,15 @@
         <w:t xml:space="preserve">Van Alen, B. W. 2000. Status and Stewardship of Salmon Stocks in Southeast Alaska. In E. E. Knudsen, Steward, C. R., MacDonald, D. D., Williams, J. E., Reiser, D. W. </w:t>
       </w:r>
       <w:r>
-        <w:t>Sustainable Fisheries Managemnt – Pacific Salmon,</w:t>
+        <w:t xml:space="preserve">Sustainable Fisheries </w:t>
+      </w:r>
+      <w:proofErr w:type="spellStart"/>
+      <w:r>
+        <w:t>Managemnt</w:t>
+      </w:r>
+      <w:proofErr w:type="spellEnd"/>
+      <w:r>
+        <w:t xml:space="preserve"> – Pacific Salmon,</w:t>
       </w:r>
       <w:r>
         <w:t xml:space="preserve"> 161-193. Lewis Publishers.</w:t>

--- a/output/writing/DissertationChapter/Ch1_figs&refs.docx
+++ b/output/writing/DissertationChapter/Ch1_figs&refs.docx
@@ -1637,25 +1637,20 @@
           <w:i/>
           <w:iCs/>
         </w:rPr>
-        <w:t xml:space="preserve">Oncorhynchus </w:t>
-      </w:r>
-      <w:proofErr w:type="spellStart"/>
-      <w:r>
-        <w:rPr>
-          <w:i/>
-          <w:iCs/>
-        </w:rPr>
-        <w:t>gorbuscha</w:t>
-      </w:r>
-      <w:proofErr w:type="spellEnd"/>
+        <w:t>Oncorhynchus gorbuscha</w:t>
+      </w:r>
       <w:r>
         <w:t xml:space="preserve">) in an Alaskan stream. </w:t>
       </w:r>
       <w:r>
+        <w:rPr>
+          <w:i/>
+          <w:iCs/>
+        </w:rPr>
         <w:t>Canadian Journal of Fisheries and Aquatic Sciences</w:t>
       </w:r>
       <w:r>
-        <w:t xml:space="preserve"> 74(9): 1325-1336. </w:t>
+        <w:t xml:space="preserve"> 74(9): 1325-1336.</w:t>
       </w:r>
     </w:p>
     <w:p>
@@ -1664,34 +1659,20 @@
         <w:ind w:left="720" w:hanging="720"/>
       </w:pPr>
       <w:r>
-        <w:t xml:space="preserve">Miller, K. M., S. J. Perles, J. P. Schmit, E. R. Matthews, A. S. Weed, J. A. Comiskey, M. R. Marshall, P. Nelson, N. A. </w:t>
-      </w:r>
-      <w:proofErr w:type="spellStart"/>
-      <w:r>
-        <w:t>Fisichelli</w:t>
-      </w:r>
-      <w:proofErr w:type="spellEnd"/>
-      <w:r>
-        <w:t xml:space="preserve">. 2023. </w:t>
-      </w:r>
-      <w:r>
-        <w:t>Overabundant deer and invasive plants drive widespread regeneration debt in eastern United States national parks.</w:t>
+        <w:t xml:space="preserve">Mantua, N. J., S. R. Hare, Y. Zhang, J. M. Wallace, and R. C. Francis. A Pacific Interdecadal Climate Oscillation with Impacts on Salmon Production. </w:t>
+      </w:r>
+      <w:r>
+        <w:rPr>
+          <w:i/>
+          <w:iCs/>
+        </w:rPr>
+        <w:t>Bulletin of the American Meteorological Society</w:t>
+      </w:r>
+      <w:r>
+        <w:t xml:space="preserve"> 78(6): 1069-1079. </w:t>
       </w:r>
       <w:r>
         <w:t xml:space="preserve"> </w:t>
-      </w:r>
-      <w:r>
-        <w:t>Ecological Applications</w:t>
-      </w:r>
-      <w:r>
-        <w:rPr>
-          <w:i/>
-          <w:iCs/>
-        </w:rPr>
-        <w:t xml:space="preserve"> </w:t>
-      </w:r>
-      <w:r>
-        <w:t>33: 24pp.</w:t>
       </w:r>
     </w:p>
     <w:p>
@@ -1700,25 +1681,26 @@
         <w:ind w:left="720" w:hanging="720"/>
       </w:pPr>
       <w:r>
-        <w:t xml:space="preserve">Moore, J. H., L. Gibson, Z. Amir, W. </w:t>
-      </w:r>
-      <w:proofErr w:type="spellStart"/>
-      <w:r>
-        <w:t>Chanthorn</w:t>
-      </w:r>
-      <w:proofErr w:type="spellEnd"/>
-      <w:r>
-        <w:t xml:space="preserve">, A. H. Ahmad, P. A. Jansen, C. P. Mendes, M. Onuma, C. A. Peres, M. S. Luskin. 2023. The rise of hyperabundant native generalists threatens both humans and nature. </w:t>
-      </w:r>
-      <w:r>
-        <w:rPr>
-          <w:i/>
-          <w:iCs/>
-        </w:rPr>
-        <w:t>Biological Reviews</w:t>
-      </w:r>
-      <w:r>
-        <w:t xml:space="preserve"> 98(5): 1829-1844.</w:t>
+        <w:t xml:space="preserve">Miller, K. M., S. J. Perles, J. P. Schmit, E. R. Matthews, A. S. Weed, J. A. Comiskey, M. R. Marshall, P. Nelson, N. A. Fisichelli. 2023. </w:t>
+      </w:r>
+      <w:r>
+        <w:t>Overabundant deer and invasive plants drive widespread regeneration debt in eastern United States national parks.</w:t>
+      </w:r>
+      <w:r>
+        <w:t xml:space="preserve"> </w:t>
+      </w:r>
+      <w:r>
+        <w:t>Ecological Applications</w:t>
+      </w:r>
+      <w:r>
+        <w:rPr>
+          <w:i/>
+          <w:iCs/>
+        </w:rPr>
+        <w:t xml:space="preserve"> </w:t>
+      </w:r>
+      <w:r>
+        <w:t>33: 24pp.</w:t>
       </w:r>
     </w:p>
     <w:p>
@@ -1727,6 +1709,26 @@
         <w:ind w:left="720" w:hanging="720"/>
       </w:pPr>
       <w:r>
+        <w:t xml:space="preserve">Moore, J. H., L. Gibson, Z. Amir, W. Chanthorn, A. H. Ahmad, P. A. Jansen, C. P. Mendes, M. Onuma, C. A. Peres, M. S. Luskin. 2023. The rise of hyperabundant native generalists threatens both humans and nature. </w:t>
+      </w:r>
+      <w:r>
+        <w:rPr>
+          <w:i/>
+          <w:iCs/>
+        </w:rPr>
+        <w:t>Biological Reviews</w:t>
+      </w:r>
+      <w:r>
+        <w:t xml:space="preserve"> 98(5): 1829-1844.</w:t>
+      </w:r>
+    </w:p>
+    <w:p>
+      <w:pPr>
+        <w:spacing w:line="240" w:lineRule="auto"/>
+        <w:ind w:left="720" w:hanging="720"/>
+      </w:pPr>
+      <w:r>
+        <w:lastRenderedPageBreak/>
         <w:t xml:space="preserve">National Park Service. 2025a. Organic Act of 1916. Available at: </w:t>
       </w:r>
       <w:hyperlink r:id="rId15" w:history="1">
@@ -1778,7 +1780,6 @@
         <w:ind w:left="720" w:hanging="720"/>
       </w:pPr>
       <w:r>
-        <w:lastRenderedPageBreak/>
         <w:t xml:space="preserve">Quinn, T. P. 2018. </w:t>
       </w:r>
       <w:r>
@@ -1797,13 +1798,8 @@
         <w:spacing w:line="240" w:lineRule="auto"/>
         <w:ind w:left="720" w:hanging="720"/>
       </w:pPr>
-      <w:proofErr w:type="spellStart"/>
-      <w:r>
-        <w:t>Sambaraju</w:t>
-      </w:r>
-      <w:proofErr w:type="spellEnd"/>
-      <w:r>
-        <w:t xml:space="preserve">, K. R., D. W. Goodman. 2021. Mountain pine beetle: an example of a climate-driven eruptive insect impacting conifer forest ecosystems. </w:t>
+      <w:r>
+        <w:t xml:space="preserve">Sambaraju, K. R., D. W. Goodman. 2021. Mountain pine beetle: an example of a climate-driven eruptive insect impacting conifer forest ecosystems. </w:t>
       </w:r>
       <w:r>
         <w:rPr>
@@ -1867,15 +1863,7 @@
         <w:ind w:left="720" w:hanging="720"/>
       </w:pPr>
       <w:r>
-        <w:t xml:space="preserve">Sergeant, C. J., J. R. Bellmore, R. A. Bellmore, J. A. Falke, F. J. </w:t>
-      </w:r>
-      <w:proofErr w:type="spellStart"/>
-      <w:r>
-        <w:t>Mueter</w:t>
-      </w:r>
-      <w:proofErr w:type="spellEnd"/>
-      <w:r>
-        <w:t xml:space="preserve">, and P. A. H. Westley. 2023. Hypoxia vulnerability in the salmon watersheds of Southeast Alaska. </w:t>
+        <w:t xml:space="preserve">Sergeant, C. J., J. R. Bellmore, R. A. Bellmore, J. A. Falke, F. J. Mueter, and P. A. H. Westley. 2023. Hypoxia vulnerability in the salmon watersheds of Southeast Alaska. </w:t>
       </w:r>
       <w:r>
         <w:rPr>
@@ -1903,13 +1891,8 @@
           <w:iCs/>
         </w:rPr>
       </w:pPr>
-      <w:proofErr w:type="spellStart"/>
-      <w:r>
-        <w:t>Stopha</w:t>
-      </w:r>
-      <w:proofErr w:type="spellEnd"/>
-      <w:r>
-        <w:t xml:space="preserve">, M. 2015. </w:t>
+      <w:r>
+        <w:t xml:space="preserve">Stopha, M. 2015. </w:t>
       </w:r>
       <w:r>
         <w:rPr>
@@ -1981,15 +1964,7 @@
         <w:t xml:space="preserve">Van Alen, B. W. 2000. Status and Stewardship of Salmon Stocks in Southeast Alaska. In E. E. Knudsen, Steward, C. R., MacDonald, D. D., Williams, J. E., Reiser, D. W. </w:t>
       </w:r>
       <w:r>
-        <w:t xml:space="preserve">Sustainable Fisheries </w:t>
-      </w:r>
-      <w:proofErr w:type="spellStart"/>
-      <w:r>
-        <w:t>Managemnt</w:t>
-      </w:r>
-      <w:proofErr w:type="spellEnd"/>
-      <w:r>
-        <w:t xml:space="preserve"> – Pacific Salmon,</w:t>
+        <w:t>Sustainable Fisheries Managemnt – Pacific Salmon,</w:t>
       </w:r>
       <w:r>
         <w:t xml:space="preserve"> 161-193. Lewis Publishers.</w:t>

--- a/output/writing/DissertationChapter/Ch1_figs&refs.docx
+++ b/output/writing/DissertationChapter/Ch1_figs&refs.docx
@@ -976,6 +976,16 @@
           <w:bCs/>
         </w:rPr>
       </w:pPr>
+    </w:p>
+    <w:p>
+      <w:pPr>
+        <w:spacing w:after="0" w:line="240" w:lineRule="auto"/>
+        <w:ind w:left="360"/>
+        <w:rPr>
+          <w:sz w:val="20"/>
+          <w:szCs w:val="20"/>
+        </w:rPr>
+      </w:pPr>
       <w:r>
         <w:rPr>
           <w:i/>
@@ -986,10 +996,10 @@
         </w:rPr>
         <w:lastRenderedPageBreak/>
         <w:drawing>
-          <wp:inline distT="0" distB="0" distL="0" distR="0" wp14:anchorId="0B9698C2" wp14:editId="0493FFF7">
-            <wp:extent cx="5943600" cy="3990975"/>
-            <wp:effectExtent l="0" t="0" r="0" b="9525"/>
-            <wp:docPr id="1601221506" name="Picture 4"/>
+          <wp:inline distT="0" distB="0" distL="0" distR="0" wp14:anchorId="44FB20AD" wp14:editId="55D5FBF2">
+            <wp:extent cx="5932805" cy="3317240"/>
+            <wp:effectExtent l="0" t="0" r="0" b="0"/>
+            <wp:docPr id="2079965847" name="Picture 2"/>
             <wp:cNvGraphicFramePr>
               <a:graphicFrameLocks xmlns:a="http://schemas.openxmlformats.org/drawingml/2006/main" noChangeAspect="1"/>
             </wp:cNvGraphicFramePr>
@@ -997,7 +1007,7 @@
               <a:graphicData uri="http://schemas.openxmlformats.org/drawingml/2006/picture">
                 <pic:pic xmlns:pic="http://schemas.openxmlformats.org/drawingml/2006/picture">
                   <pic:nvPicPr>
-                    <pic:cNvPr id="0" name="Picture 4"/>
+                    <pic:cNvPr id="0" name="Picture 2"/>
                     <pic:cNvPicPr>
                       <a:picLocks noChangeAspect="1" noChangeArrowheads="1"/>
                     </pic:cNvPicPr>
@@ -1018,7 +1028,7 @@
                   <pic:spPr bwMode="auto">
                     <a:xfrm>
                       <a:off x="0" y="0"/>
-                      <a:ext cx="5943600" cy="3990975"/>
+                      <a:ext cx="5932805" cy="3317240"/>
                     </a:xfrm>
                     <a:prstGeom prst="rect">
                       <a:avLst/>
@@ -1034,16 +1044,6 @@
           </wp:inline>
         </w:drawing>
       </w:r>
-    </w:p>
-    <w:p>
-      <w:pPr>
-        <w:spacing w:after="0" w:line="240" w:lineRule="auto"/>
-        <w:ind w:left="360"/>
-        <w:rPr>
-          <w:sz w:val="20"/>
-          <w:szCs w:val="20"/>
-        </w:rPr>
-      </w:pPr>
       <w:r>
         <w:rPr>
           <w:i/>
@@ -1372,6 +1372,60 @@
           </wp:inline>
         </w:drawing>
       </w:r>
+      <w:r>
+        <w:rPr>
+          <w:noProof/>
+        </w:rPr>
+        <w:lastRenderedPageBreak/>
+        <w:drawing>
+          <wp:inline distT="0" distB="0" distL="0" distR="0" wp14:anchorId="5F1535D2" wp14:editId="793DE062">
+            <wp:extent cx="5932805" cy="3317240"/>
+            <wp:effectExtent l="0" t="0" r="0" b="0"/>
+            <wp:docPr id="1794612194" name="Picture 1"/>
+            <wp:cNvGraphicFramePr>
+              <a:graphicFrameLocks xmlns:a="http://schemas.openxmlformats.org/drawingml/2006/main" noChangeAspect="1"/>
+            </wp:cNvGraphicFramePr>
+            <a:graphic xmlns:a="http://schemas.openxmlformats.org/drawingml/2006/main">
+              <a:graphicData uri="http://schemas.openxmlformats.org/drawingml/2006/picture">
+                <pic:pic xmlns:pic="http://schemas.openxmlformats.org/drawingml/2006/picture">
+                  <pic:nvPicPr>
+                    <pic:cNvPr id="0" name="Picture 1"/>
+                    <pic:cNvPicPr>
+                      <a:picLocks noChangeAspect="1" noChangeArrowheads="1"/>
+                    </pic:cNvPicPr>
+                  </pic:nvPicPr>
+                  <pic:blipFill>
+                    <a:blip r:embed="rId9" cstate="print">
+                      <a:extLst>
+                        <a:ext uri="{28A0092B-C50C-407E-A947-70E740481C1C}">
+                          <a14:useLocalDpi xmlns:a14="http://schemas.microsoft.com/office/drawing/2010/main" val="0"/>
+                        </a:ext>
+                      </a:extLst>
+                    </a:blip>
+                    <a:srcRect/>
+                    <a:stretch>
+                      <a:fillRect/>
+                    </a:stretch>
+                  </pic:blipFill>
+                  <pic:spPr bwMode="auto">
+                    <a:xfrm>
+                      <a:off x="0" y="0"/>
+                      <a:ext cx="5932805" cy="3317240"/>
+                    </a:xfrm>
+                    <a:prstGeom prst="rect">
+                      <a:avLst/>
+                    </a:prstGeom>
+                    <a:noFill/>
+                    <a:ln>
+                      <a:noFill/>
+                    </a:ln>
+                  </pic:spPr>
+                </pic:pic>
+              </a:graphicData>
+            </a:graphic>
+          </wp:inline>
+        </w:drawing>
+      </w:r>
     </w:p>
     <w:p>
       <w:pPr>
@@ -1637,8 +1691,17 @@
           <w:i/>
           <w:iCs/>
         </w:rPr>
-        <w:t>Oncorhynchus gorbuscha</w:t>
-      </w:r>
+        <w:t xml:space="preserve">Oncorhynchus </w:t>
+      </w:r>
+      <w:proofErr w:type="spellStart"/>
+      <w:r>
+        <w:rPr>
+          <w:i/>
+          <w:iCs/>
+        </w:rPr>
+        <w:t>gorbuscha</w:t>
+      </w:r>
+      <w:proofErr w:type="spellEnd"/>
       <w:r>
         <w:t xml:space="preserve">) in an Alaskan stream. </w:t>
       </w:r>
@@ -1681,7 +1744,15 @@
         <w:ind w:left="720" w:hanging="720"/>
       </w:pPr>
       <w:r>
-        <w:t xml:space="preserve">Miller, K. M., S. J. Perles, J. P. Schmit, E. R. Matthews, A. S. Weed, J. A. Comiskey, M. R. Marshall, P. Nelson, N. A. Fisichelli. 2023. </w:t>
+        <w:t xml:space="preserve">Miller, K. M., S. J. Perles, J. P. Schmit, E. R. Matthews, A. S. Weed, J. A. Comiskey, M. R. Marshall, P. Nelson, N. A. </w:t>
+      </w:r>
+      <w:proofErr w:type="spellStart"/>
+      <w:r>
+        <w:t>Fisichelli</w:t>
+      </w:r>
+      <w:proofErr w:type="spellEnd"/>
+      <w:r>
+        <w:t xml:space="preserve">. 2023. </w:t>
       </w:r>
       <w:r>
         <w:t>Overabundant deer and invasive plants drive widespread regeneration debt in eastern United States national parks.</w:t>
@@ -1709,7 +1780,15 @@
         <w:ind w:left="720" w:hanging="720"/>
       </w:pPr>
       <w:r>
-        <w:t xml:space="preserve">Moore, J. H., L. Gibson, Z. Amir, W. Chanthorn, A. H. Ahmad, P. A. Jansen, C. P. Mendes, M. Onuma, C. A. Peres, M. S. Luskin. 2023. The rise of hyperabundant native generalists threatens both humans and nature. </w:t>
+        <w:t xml:space="preserve">Moore, J. H., L. Gibson, Z. Amir, W. </w:t>
+      </w:r>
+      <w:proofErr w:type="spellStart"/>
+      <w:r>
+        <w:t>Chanthorn</w:t>
+      </w:r>
+      <w:proofErr w:type="spellEnd"/>
+      <w:r>
+        <w:t xml:space="preserve">, A. H. Ahmad, P. A. Jansen, C. P. Mendes, M. Onuma, C. A. Peres, M. S. Luskin. 2023. The rise of hyperabundant native generalists threatens both humans and nature. </w:t>
       </w:r>
       <w:r>
         <w:rPr>
@@ -1798,8 +1877,13 @@
         <w:spacing w:line="240" w:lineRule="auto"/>
         <w:ind w:left="720" w:hanging="720"/>
       </w:pPr>
-      <w:r>
-        <w:t xml:space="preserve">Sambaraju, K. R., D. W. Goodman. 2021. Mountain pine beetle: an example of a climate-driven eruptive insect impacting conifer forest ecosystems. </w:t>
+      <w:proofErr w:type="spellStart"/>
+      <w:r>
+        <w:t>Sambaraju</w:t>
+      </w:r>
+      <w:proofErr w:type="spellEnd"/>
+      <w:r>
+        <w:t xml:space="preserve">, K. R., D. W. Goodman. 2021. Mountain pine beetle: an example of a climate-driven eruptive insect impacting conifer forest ecosystems. </w:t>
       </w:r>
       <w:r>
         <w:rPr>
@@ -1863,7 +1947,15 @@
         <w:ind w:left="720" w:hanging="720"/>
       </w:pPr>
       <w:r>
-        <w:t xml:space="preserve">Sergeant, C. J., J. R. Bellmore, R. A. Bellmore, J. A. Falke, F. J. Mueter, and P. A. H. Westley. 2023. Hypoxia vulnerability in the salmon watersheds of Southeast Alaska. </w:t>
+        <w:t xml:space="preserve">Sergeant, C. J., J. R. Bellmore, R. A. Bellmore, J. A. Falke, F. J. </w:t>
+      </w:r>
+      <w:proofErr w:type="spellStart"/>
+      <w:r>
+        <w:t>Mueter</w:t>
+      </w:r>
+      <w:proofErr w:type="spellEnd"/>
+      <w:r>
+        <w:t xml:space="preserve">, and P. A. H. Westley. 2023. Hypoxia vulnerability in the salmon watersheds of Southeast Alaska. </w:t>
       </w:r>
       <w:r>
         <w:rPr>
@@ -1891,8 +1983,13 @@
           <w:iCs/>
         </w:rPr>
       </w:pPr>
-      <w:r>
-        <w:t xml:space="preserve">Stopha, M. 2015. </w:t>
+      <w:proofErr w:type="spellStart"/>
+      <w:r>
+        <w:t>Stopha</w:t>
+      </w:r>
+      <w:proofErr w:type="spellEnd"/>
+      <w:r>
+        <w:t xml:space="preserve">, M. 2015. </w:t>
       </w:r>
       <w:r>
         <w:rPr>
@@ -1964,7 +2061,15 @@
         <w:t xml:space="preserve">Van Alen, B. W. 2000. Status and Stewardship of Salmon Stocks in Southeast Alaska. In E. E. Knudsen, Steward, C. R., MacDonald, D. D., Williams, J. E., Reiser, D. W. </w:t>
       </w:r>
       <w:r>
-        <w:t>Sustainable Fisheries Managemnt – Pacific Salmon,</w:t>
+        <w:t xml:space="preserve">Sustainable Fisheries </w:t>
+      </w:r>
+      <w:proofErr w:type="spellStart"/>
+      <w:r>
+        <w:t>Managemnt</w:t>
+      </w:r>
+      <w:proofErr w:type="spellEnd"/>
+      <w:r>
+        <w:t xml:space="preserve"> – Pacific Salmon,</w:t>
       </w:r>
       <w:r>
         <w:t xml:space="preserve"> 161-193. Lewis Publishers.</w:t>
